--- a/Final_Capstone_Project/Capstone_Checkpoint_1.1/MHerrera_Capstone_Checkpoint_1_1_Worksheet.docx
+++ b/Final_Capstone_Project/Capstone_Checkpoint_1.1/MHerrera_Capstone_Checkpoint_1_1_Worksheet.docx
@@ -1,6 +1,6 @@
 
 <file path=word/document.xml><?xml version="1.0" encoding="utf-8"?>
-<w:document xmlns:wpc="http://schemas.microsoft.com/office/word/2010/wordprocessingCanvas" xmlns:cx="http://schemas.microsoft.com/office/drawing/2014/chartex" xmlns:cx1="http://schemas.microsoft.com/office/drawing/2015/9/8/chartex" xmlns:cx2="http://schemas.microsoft.com/office/drawing/2015/10/21/chartex" xmlns:cx3="http://schemas.microsoft.com/office/drawing/2016/5/9/chartex" xmlns:cx4="http://schemas.microsoft.com/office/drawing/2016/5/10/chartex" xmlns:cx5="http://schemas.microsoft.com/office/drawing/2016/5/11/chartex" xmlns:cx6="http://schemas.microsoft.com/office/drawing/2016/5/12/chartex" xmlns:cx7="http://schemas.microsoft.com/office/drawing/2016/5/13/chartex" xmlns:cx8="http://schemas.microsoft.com/office/drawing/2016/5/14/chartex" xmlns:mc="http://schemas.openxmlformats.org/markup-compatibility/2006" xmlns:aink="http://schemas.microsoft.com/office/drawing/2016/ink" xmlns:am3d="http://schemas.microsoft.com/office/drawing/2017/model3d" xmlns:o="urn:schemas-microsoft-com:office:office" xmlns:oel="http://schemas.microsoft.com/office/2019/extlst" xmlns:r="http://schemas.openxmlformats.org/officeDocument/2006/relationships" xmlns:m="http://schemas.openxmlformats.org/officeDocument/2006/math" xmlns:v="urn:schemas-microsoft-com:vml" xmlns:wp14="http://schemas.microsoft.com/office/word/2010/wordprocessingDrawing" xmlns:wp="http://schemas.openxmlformats.org/drawingml/2006/wordprocessingDrawing" xmlns:w10="urn:schemas-microsoft-com:office:word" xmlns:w="http://schemas.openxmlformats.org/wordprocessingml/2006/main" xmlns:w14="http://schemas.microsoft.com/office/word/2010/wordml" xmlns:w15="http://schemas.microsoft.com/office/word/2012/wordml" xmlns:w16cei="http://schemas.microsoft.com/office/word/2026/wordml/cei" xmlns:w16cex="http://schemas.microsoft.com/office/word/2018/wordml/cex" xmlns:w16cid="http://schemas.microsoft.com/office/word/2016/wordml/cid" xmlns:w16="http://schemas.microsoft.com/office/word/2018/wordml" xmlns:w16du="http://schemas.microsoft.com/office/word/2023/wordml/word16du" xmlns:w16sdtdh="http://schemas.microsoft.com/office/word/2020/wordml/sdtdatahash" xmlns:w16sdtfl="http://schemas.microsoft.com/office/word/2024/wordml/sdtformatlock" xmlns:w16se="http://schemas.microsoft.com/office/word/2015/wordml/symex" xmlns:wpg="http://schemas.microsoft.com/office/word/2010/wordprocessingGroup" xmlns:wpi="http://schemas.microsoft.com/office/word/2010/wordprocessingInk" xmlns:wne="http://schemas.microsoft.com/office/word/2006/wordml" xmlns:wps="http://schemas.microsoft.com/office/word/2010/wordprocessingShape" mc:Ignorable="w14 w15 w16se w16cid w16 w16cex w16sdtdh w16sdtfl w16du wp14">
+<w:document xmlns:wpc="http://schemas.microsoft.com/office/word/2010/wordprocessingCanvas" xmlns:cx="http://schemas.microsoft.com/office/drawing/2014/chartex" xmlns:cx1="http://schemas.microsoft.com/office/drawing/2015/9/8/chartex" xmlns:cx2="http://schemas.microsoft.com/office/drawing/2015/10/21/chartex" xmlns:cx3="http://schemas.microsoft.com/office/drawing/2016/5/9/chartex" xmlns:cx4="http://schemas.microsoft.com/office/drawing/2016/5/10/chartex" xmlns:cx5="http://schemas.microsoft.com/office/drawing/2016/5/11/chartex" xmlns:cx6="http://schemas.microsoft.com/office/drawing/2016/5/12/chartex" xmlns:cx7="http://schemas.microsoft.com/office/drawing/2016/5/13/chartex" xmlns:cx8="http://schemas.microsoft.com/office/drawing/2016/5/14/chartex" xmlns:mc="http://schemas.openxmlformats.org/markup-compatibility/2006" xmlns:aink="http://schemas.microsoft.com/office/drawing/2016/ink" xmlns:am3d="http://schemas.microsoft.com/office/drawing/2017/model3d" xmlns:o="urn:schemas-microsoft-com:office:office" xmlns:oel="http://schemas.microsoft.com/office/2019/extlst" xmlns:r="http://schemas.openxmlformats.org/officeDocument/2006/relationships" xmlns:m="http://schemas.openxmlformats.org/officeDocument/2006/math" xmlns:v="urn:schemas-microsoft-com:vml" xmlns:wp14="http://schemas.microsoft.com/office/word/2010/wordprocessingDrawing" xmlns:wp="http://schemas.openxmlformats.org/drawingml/2006/wordprocessingDrawing" xmlns:w10="urn:schemas-microsoft-com:office:word" xmlns:w="http://schemas.openxmlformats.org/wordprocessingml/2006/main" xmlns:w14="http://schemas.microsoft.com/office/word/2010/wordml" xmlns:w15="http://schemas.microsoft.com/office/word/2012/wordml" xmlns:w16cex="http://schemas.microsoft.com/office/word/2018/wordml/cex" xmlns:w16cid="http://schemas.microsoft.com/office/word/2016/wordml/cid" xmlns:w16="http://schemas.microsoft.com/office/word/2018/wordml" xmlns:w16du="http://schemas.microsoft.com/office/word/2023/wordml/word16du" xmlns:w16sdtdh="http://schemas.microsoft.com/office/word/2020/wordml/sdtdatahash" xmlns:w16sdtfl="http://schemas.microsoft.com/office/word/2024/wordml/sdtformatlock" xmlns:w16se="http://schemas.microsoft.com/office/word/2015/wordml/symex" xmlns:wpg="http://schemas.microsoft.com/office/word/2010/wordprocessingGroup" xmlns:wpi="http://schemas.microsoft.com/office/word/2010/wordprocessingInk" xmlns:wne="http://schemas.microsoft.com/office/word/2006/wordml" xmlns:wps="http://schemas.microsoft.com/office/word/2010/wordprocessingShape" mc:Ignorable="w14 w15 w16se w16cid w16 w16cex w16sdtdh w16sdtfl w16du wp14">
   <w:body>
     <w:p>
       <w:pPr>
@@ -244,7 +244,27 @@
           <w:sz w:val="24"/>
           <w:szCs w:val="24"/>
         </w:rPr>
-        <w:t>Reflect on how retrieval quality affects reliability and user trust</w:t>
+        <w:t xml:space="preserve">Reflect on how retrieval quality </w:t>
+      </w:r>
+      <w:proofErr w:type="gramStart"/>
+      <w:r>
+        <w:rPr>
+          <w:rFonts w:eastAsia="Aptos"/>
+          <w:color w:val="000000"/>
+          <w:sz w:val="24"/>
+          <w:szCs w:val="24"/>
+        </w:rPr>
+        <w:t>affects</w:t>
+      </w:r>
+      <w:proofErr w:type="gramEnd"/>
+      <w:r>
+        <w:rPr>
+          <w:rFonts w:eastAsia="Aptos"/>
+          <w:color w:val="000000"/>
+          <w:sz w:val="24"/>
+          <w:szCs w:val="24"/>
+        </w:rPr>
+        <w:t xml:space="preserve"> reliability and user trust</w:t>
       </w:r>
     </w:p>
     <w:p>
@@ -364,6 +384,8 @@
         <w:spacing w:after="200"/>
         <w:ind w:left="360"/>
         <w:rPr>
+          <w:b/>
+          <w:bCs/>
           <w:sz w:val="24"/>
           <w:szCs w:val="24"/>
         </w:rPr>
@@ -371,10 +393,16 @@
       <w:r>
         <w:rPr>
           <w:rFonts w:ascii="Segoe UI Symbol" w:hAnsi="Segoe UI Symbol" w:cs="Segoe UI Symbol"/>
-        </w:rPr>
-        <w:t>☐</w:t>
-      </w:r>
-      <w:r>
+          <w:b/>
+          <w:bCs/>
+        </w:rPr>
+        <w:t>☒</w:t>
+      </w:r>
+      <w:r>
+        <w:rPr>
+          <w:b/>
+          <w:bCs/>
+        </w:rPr>
         <w:t xml:space="preserve"> Wikipedia Retrieval Engine</w:t>
       </w:r>
     </w:p>
@@ -439,6 +467,7 @@
           </w:tcPr>
           <w:p>
             <w:pPr>
+              <w:spacing w:after="120"/>
               <w:rPr>
                 <w:sz w:val="24"/>
                 <w:szCs w:val="24"/>
@@ -449,98 +478,8 @@
                 <w:sz w:val="24"/>
                 <w:szCs w:val="24"/>
               </w:rPr>
-              <w:t>Example considerations:</w:t>
+              <w:t>The system should support factual, comparative, explanatory, and multi-document questions about significant people, places, and topics. Users should also be able to ask follow-up questions and request source quotations to verify answers.</w:t>
             </w:r>
-          </w:p>
-          <w:p>
-            <w:pPr>
-              <w:pStyle w:val="ListParagraph"/>
-              <w:numPr>
-                <w:ilvl w:val="0"/>
-                <w:numId w:val="7"/>
-              </w:numPr>
-              <w:rPr>
-                <w:sz w:val="24"/>
-                <w:szCs w:val="24"/>
-              </w:rPr>
-            </w:pPr>
-            <w:r>
-              <w:rPr>
-                <w:sz w:val="24"/>
-                <w:szCs w:val="24"/>
-              </w:rPr>
-              <w:t xml:space="preserve">Answering factual questions </w:t>
-            </w:r>
-          </w:p>
-          <w:p>
-            <w:pPr>
-              <w:pStyle w:val="ListParagraph"/>
-              <w:numPr>
-                <w:ilvl w:val="0"/>
-                <w:numId w:val="7"/>
-              </w:numPr>
-              <w:rPr>
-                <w:sz w:val="24"/>
-                <w:szCs w:val="24"/>
-              </w:rPr>
-            </w:pPr>
-            <w:r>
-              <w:rPr>
-                <w:sz w:val="24"/>
-                <w:szCs w:val="24"/>
-              </w:rPr>
-              <w:t>Comparing information across documents</w:t>
-            </w:r>
-          </w:p>
-          <w:p>
-            <w:pPr>
-              <w:pStyle w:val="ListParagraph"/>
-              <w:numPr>
-                <w:ilvl w:val="0"/>
-                <w:numId w:val="7"/>
-              </w:numPr>
-              <w:rPr>
-                <w:sz w:val="24"/>
-                <w:szCs w:val="24"/>
-              </w:rPr>
-            </w:pPr>
-            <w:r>
-              <w:rPr>
-                <w:sz w:val="24"/>
-                <w:szCs w:val="24"/>
-              </w:rPr>
-              <w:t xml:space="preserve">Supporting long-running conversational interactions </w:t>
-            </w:r>
-          </w:p>
-          <w:p>
-            <w:pPr>
-              <w:pStyle w:val="ListParagraph"/>
-              <w:numPr>
-                <w:ilvl w:val="0"/>
-                <w:numId w:val="7"/>
-              </w:numPr>
-              <w:spacing w:after="120"/>
-              <w:rPr>
-                <w:sz w:val="24"/>
-                <w:szCs w:val="24"/>
-              </w:rPr>
-            </w:pPr>
-            <w:r>
-              <w:rPr>
-                <w:sz w:val="24"/>
-                <w:szCs w:val="24"/>
-              </w:rPr>
-              <w:t xml:space="preserve">Providing grounded responses with source quotations </w:t>
-            </w:r>
-          </w:p>
-          <w:p>
-            <w:pPr>
-              <w:spacing w:after="120"/>
-              <w:rPr>
-                <w:sz w:val="24"/>
-                <w:szCs w:val="24"/>
-              </w:rPr>
-            </w:pPr>
           </w:p>
           <w:p>
             <w:pPr>
@@ -554,6 +493,30 @@
         </w:tc>
       </w:tr>
     </w:tbl>
+    <w:p>
+      <w:pPr>
+        <w:rPr>
+          <w:rFonts w:ascii="Calibri" w:hAnsi="Calibri" w:cs="Calibri"/>
+          <w:b/>
+          <w:bCs/>
+          <w:color w:val="A21F34"/>
+          <w:sz w:val="32"/>
+          <w:szCs w:val="32"/>
+        </w:rPr>
+      </w:pPr>
+    </w:p>
+    <w:p>
+      <w:pPr>
+        <w:rPr>
+          <w:rFonts w:ascii="Calibri" w:hAnsi="Calibri" w:cs="Calibri"/>
+          <w:b/>
+          <w:bCs/>
+          <w:color w:val="A21F34"/>
+          <w:sz w:val="32"/>
+          <w:szCs w:val="32"/>
+        </w:rPr>
+      </w:pPr>
+    </w:p>
     <w:p>
       <w:pPr>
         <w:rPr>
@@ -1585,7 +1548,27 @@
                 <w:sz w:val="24"/>
                 <w:szCs w:val="24"/>
               </w:rPr>
-              <w:t>Information that would need to be retrieved</w:t>
+              <w:t xml:space="preserve">Information that </w:t>
+            </w:r>
+            <w:proofErr w:type="gramStart"/>
+            <w:r>
+              <w:rPr>
+                <w:b/>
+                <w:bCs/>
+                <w:sz w:val="24"/>
+                <w:szCs w:val="24"/>
+              </w:rPr>
+              <w:t>would need</w:t>
+            </w:r>
+            <w:proofErr w:type="gramEnd"/>
+            <w:r>
+              <w:rPr>
+                <w:b/>
+                <w:bCs/>
+                <w:sz w:val="24"/>
+                <w:szCs w:val="24"/>
+              </w:rPr>
+              <w:t xml:space="preserve"> to be retrieved</w:t>
             </w:r>
           </w:p>
         </w:tc>
@@ -2027,7 +2010,27 @@
           <w:sz w:val="24"/>
           <w:szCs w:val="24"/>
         </w:rPr>
-        <w:t>Describe what you would investigate or improve next as you continue developing your capstone system.</w:t>
+        <w:t xml:space="preserve">Describe what you </w:t>
+      </w:r>
+      <w:proofErr w:type="gramStart"/>
+      <w:r>
+        <w:rPr>
+          <w:rFonts w:eastAsia="Aptos"/>
+          <w:color w:val="000000"/>
+          <w:sz w:val="24"/>
+          <w:szCs w:val="24"/>
+        </w:rPr>
+        <w:t>would</w:t>
+      </w:r>
+      <w:proofErr w:type="gramEnd"/>
+      <w:r>
+        <w:rPr>
+          <w:rFonts w:eastAsia="Aptos"/>
+          <w:color w:val="000000"/>
+          <w:sz w:val="24"/>
+          <w:szCs w:val="24"/>
+        </w:rPr>
+        <w:t xml:space="preserve"> investigate or improve next as you continue developing your capstone system.</w:t>
       </w:r>
     </w:p>
     <w:tbl>
@@ -2609,7 +2612,7 @@
 </file>
 
 <file path=word/endnotes.xml><?xml version="1.0" encoding="utf-8"?>
-<w:endnotes xmlns:wpc="http://schemas.microsoft.com/office/word/2010/wordprocessingCanvas" xmlns:cx="http://schemas.microsoft.com/office/drawing/2014/chartex" xmlns:cx1="http://schemas.microsoft.com/office/drawing/2015/9/8/chartex" xmlns:cx2="http://schemas.microsoft.com/office/drawing/2015/10/21/chartex" xmlns:cx3="http://schemas.microsoft.com/office/drawing/2016/5/9/chartex" xmlns:cx4="http://schemas.microsoft.com/office/drawing/2016/5/10/chartex" xmlns:cx5="http://schemas.microsoft.com/office/drawing/2016/5/11/chartex" xmlns:cx6="http://schemas.microsoft.com/office/drawing/2016/5/12/chartex" xmlns:cx7="http://schemas.microsoft.com/office/drawing/2016/5/13/chartex" xmlns:cx8="http://schemas.microsoft.com/office/drawing/2016/5/14/chartex" xmlns:mc="http://schemas.openxmlformats.org/markup-compatibility/2006" xmlns:aink="http://schemas.microsoft.com/office/drawing/2016/ink" xmlns:am3d="http://schemas.microsoft.com/office/drawing/2017/model3d" xmlns:o="urn:schemas-microsoft-com:office:office" xmlns:oel="http://schemas.microsoft.com/office/2019/extlst" xmlns:r="http://schemas.openxmlformats.org/officeDocument/2006/relationships" xmlns:m="http://schemas.openxmlformats.org/officeDocument/2006/math" xmlns:v="urn:schemas-microsoft-com:vml" xmlns:wp14="http://schemas.microsoft.com/office/word/2010/wordprocessingDrawing" xmlns:wp="http://schemas.openxmlformats.org/drawingml/2006/wordprocessingDrawing" xmlns:w10="urn:schemas-microsoft-com:office:word" xmlns:w="http://schemas.openxmlformats.org/wordprocessingml/2006/main" xmlns:w14="http://schemas.microsoft.com/office/word/2010/wordml" xmlns:w15="http://schemas.microsoft.com/office/word/2012/wordml" xmlns:w16cei="http://schemas.microsoft.com/office/word/2026/wordml/cei" xmlns:w16cex="http://schemas.microsoft.com/office/word/2018/wordml/cex" xmlns:w16cid="http://schemas.microsoft.com/office/word/2016/wordml/cid" xmlns:w16="http://schemas.microsoft.com/office/word/2018/wordml" xmlns:w16du="http://schemas.microsoft.com/office/word/2023/wordml/word16du" xmlns:w16sdtdh="http://schemas.microsoft.com/office/word/2020/wordml/sdtdatahash" xmlns:w16sdtfl="http://schemas.microsoft.com/office/word/2024/wordml/sdtformatlock" xmlns:w16se="http://schemas.microsoft.com/office/word/2015/wordml/symex" xmlns:wpg="http://schemas.microsoft.com/office/word/2010/wordprocessingGroup" xmlns:wpi="http://schemas.microsoft.com/office/word/2010/wordprocessingInk" xmlns:wne="http://schemas.microsoft.com/office/word/2006/wordml" xmlns:wps="http://schemas.microsoft.com/office/word/2010/wordprocessingShape" mc:Ignorable="w14 w15 w16se w16cid w16 w16cex w16sdtdh w16sdtfl w16du wp14">
+<w:endnotes xmlns:wpc="http://schemas.microsoft.com/office/word/2010/wordprocessingCanvas" xmlns:cx="http://schemas.microsoft.com/office/drawing/2014/chartex" xmlns:cx1="http://schemas.microsoft.com/office/drawing/2015/9/8/chartex" xmlns:cx2="http://schemas.microsoft.com/office/drawing/2015/10/21/chartex" xmlns:cx3="http://schemas.microsoft.com/office/drawing/2016/5/9/chartex" xmlns:cx4="http://schemas.microsoft.com/office/drawing/2016/5/10/chartex" xmlns:cx5="http://schemas.microsoft.com/office/drawing/2016/5/11/chartex" xmlns:cx6="http://schemas.microsoft.com/office/drawing/2016/5/12/chartex" xmlns:cx7="http://schemas.microsoft.com/office/drawing/2016/5/13/chartex" xmlns:cx8="http://schemas.microsoft.com/office/drawing/2016/5/14/chartex" xmlns:mc="http://schemas.openxmlformats.org/markup-compatibility/2006" xmlns:aink="http://schemas.microsoft.com/office/drawing/2016/ink" xmlns:am3d="http://schemas.microsoft.com/office/drawing/2017/model3d" xmlns:o="urn:schemas-microsoft-com:office:office" xmlns:oel="http://schemas.microsoft.com/office/2019/extlst" xmlns:r="http://schemas.openxmlformats.org/officeDocument/2006/relationships" xmlns:m="http://schemas.openxmlformats.org/officeDocument/2006/math" xmlns:v="urn:schemas-microsoft-com:vml" xmlns:wp14="http://schemas.microsoft.com/office/word/2010/wordprocessingDrawing" xmlns:wp="http://schemas.openxmlformats.org/drawingml/2006/wordprocessingDrawing" xmlns:w10="urn:schemas-microsoft-com:office:word" xmlns:w="http://schemas.openxmlformats.org/wordprocessingml/2006/main" xmlns:w14="http://schemas.microsoft.com/office/word/2010/wordml" xmlns:w15="http://schemas.microsoft.com/office/word/2012/wordml" xmlns:w16cex="http://schemas.microsoft.com/office/word/2018/wordml/cex" xmlns:w16cid="http://schemas.microsoft.com/office/word/2016/wordml/cid" xmlns:w16="http://schemas.microsoft.com/office/word/2018/wordml" xmlns:w16du="http://schemas.microsoft.com/office/word/2023/wordml/word16du" xmlns:w16sdtdh="http://schemas.microsoft.com/office/word/2020/wordml/sdtdatahash" xmlns:w16sdtfl="http://schemas.microsoft.com/office/word/2024/wordml/sdtformatlock" xmlns:w16se="http://schemas.microsoft.com/office/word/2015/wordml/symex" xmlns:wpg="http://schemas.microsoft.com/office/word/2010/wordprocessingGroup" xmlns:wpi="http://schemas.microsoft.com/office/word/2010/wordprocessingInk" xmlns:wne="http://schemas.microsoft.com/office/word/2006/wordml" xmlns:wps="http://schemas.microsoft.com/office/word/2010/wordprocessingShape" mc:Ignorable="w14 w15 w16se w16cid w16 w16cex w16sdtdh w16sdtfl w16du wp14">
   <w:endnote w:type="separator" w:id="-1">
     <w:p>
       <w:r>
@@ -2628,7 +2631,7 @@
 </file>
 
 <file path=word/footer1.xml><?xml version="1.0" encoding="utf-8"?>
-<w:ftr xmlns:wpc="http://schemas.microsoft.com/office/word/2010/wordprocessingCanvas" xmlns:cx="http://schemas.microsoft.com/office/drawing/2014/chartex" xmlns:cx1="http://schemas.microsoft.com/office/drawing/2015/9/8/chartex" xmlns:cx2="http://schemas.microsoft.com/office/drawing/2015/10/21/chartex" xmlns:cx3="http://schemas.microsoft.com/office/drawing/2016/5/9/chartex" xmlns:cx4="http://schemas.microsoft.com/office/drawing/2016/5/10/chartex" xmlns:cx5="http://schemas.microsoft.com/office/drawing/2016/5/11/chartex" xmlns:cx6="http://schemas.microsoft.com/office/drawing/2016/5/12/chartex" xmlns:cx7="http://schemas.microsoft.com/office/drawing/2016/5/13/chartex" xmlns:cx8="http://schemas.microsoft.com/office/drawing/2016/5/14/chartex" xmlns:mc="http://schemas.openxmlformats.org/markup-compatibility/2006" xmlns:aink="http://schemas.microsoft.com/office/drawing/2016/ink" xmlns:am3d="http://schemas.microsoft.com/office/drawing/2017/model3d" xmlns:o="urn:schemas-microsoft-com:office:office" xmlns:oel="http://schemas.microsoft.com/office/2019/extlst" xmlns:r="http://schemas.openxmlformats.org/officeDocument/2006/relationships" xmlns:m="http://schemas.openxmlformats.org/officeDocument/2006/math" xmlns:v="urn:schemas-microsoft-com:vml" xmlns:wp14="http://schemas.microsoft.com/office/word/2010/wordprocessingDrawing" xmlns:wp="http://schemas.openxmlformats.org/drawingml/2006/wordprocessingDrawing" xmlns:w10="urn:schemas-microsoft-com:office:word" xmlns:w="http://schemas.openxmlformats.org/wordprocessingml/2006/main" xmlns:w14="http://schemas.microsoft.com/office/word/2010/wordml" xmlns:w15="http://schemas.microsoft.com/office/word/2012/wordml" xmlns:w16cei="http://schemas.microsoft.com/office/word/2026/wordml/cei" xmlns:w16cex="http://schemas.microsoft.com/office/word/2018/wordml/cex" xmlns:w16cid="http://schemas.microsoft.com/office/word/2016/wordml/cid" xmlns:w16="http://schemas.microsoft.com/office/word/2018/wordml" xmlns:w16du="http://schemas.microsoft.com/office/word/2023/wordml/word16du" xmlns:w16sdtdh="http://schemas.microsoft.com/office/word/2020/wordml/sdtdatahash" xmlns:w16sdtfl="http://schemas.microsoft.com/office/word/2024/wordml/sdtformatlock" xmlns:w16se="http://schemas.microsoft.com/office/word/2015/wordml/symex" xmlns:wpg="http://schemas.microsoft.com/office/word/2010/wordprocessingGroup" xmlns:wpi="http://schemas.microsoft.com/office/word/2010/wordprocessingInk" xmlns:wne="http://schemas.microsoft.com/office/word/2006/wordml" xmlns:wps="http://schemas.microsoft.com/office/word/2010/wordprocessingShape" mc:Ignorable="w14 w15 w16se w16cid w16 w16cex w16sdtdh w16sdtfl w16du wp14">
+<w:ftr xmlns:wpc="http://schemas.microsoft.com/office/word/2010/wordprocessingCanvas" xmlns:cx="http://schemas.microsoft.com/office/drawing/2014/chartex" xmlns:cx1="http://schemas.microsoft.com/office/drawing/2015/9/8/chartex" xmlns:cx2="http://schemas.microsoft.com/office/drawing/2015/10/21/chartex" xmlns:cx3="http://schemas.microsoft.com/office/drawing/2016/5/9/chartex" xmlns:cx4="http://schemas.microsoft.com/office/drawing/2016/5/10/chartex" xmlns:cx5="http://schemas.microsoft.com/office/drawing/2016/5/11/chartex" xmlns:cx6="http://schemas.microsoft.com/office/drawing/2016/5/12/chartex" xmlns:cx7="http://schemas.microsoft.com/office/drawing/2016/5/13/chartex" xmlns:cx8="http://schemas.microsoft.com/office/drawing/2016/5/14/chartex" xmlns:mc="http://schemas.openxmlformats.org/markup-compatibility/2006" xmlns:aink="http://schemas.microsoft.com/office/drawing/2016/ink" xmlns:am3d="http://schemas.microsoft.com/office/drawing/2017/model3d" xmlns:o="urn:schemas-microsoft-com:office:office" xmlns:oel="http://schemas.microsoft.com/office/2019/extlst" xmlns:r="http://schemas.openxmlformats.org/officeDocument/2006/relationships" xmlns:m="http://schemas.openxmlformats.org/officeDocument/2006/math" xmlns:v="urn:schemas-microsoft-com:vml" xmlns:wp14="http://schemas.microsoft.com/office/word/2010/wordprocessingDrawing" xmlns:wp="http://schemas.openxmlformats.org/drawingml/2006/wordprocessingDrawing" xmlns:w10="urn:schemas-microsoft-com:office:word" xmlns:w="http://schemas.openxmlformats.org/wordprocessingml/2006/main" xmlns:w14="http://schemas.microsoft.com/office/word/2010/wordml" xmlns:w15="http://schemas.microsoft.com/office/word/2012/wordml" xmlns:w16cex="http://schemas.microsoft.com/office/word/2018/wordml/cex" xmlns:w16cid="http://schemas.microsoft.com/office/word/2016/wordml/cid" xmlns:w16="http://schemas.microsoft.com/office/word/2018/wordml" xmlns:w16du="http://schemas.microsoft.com/office/word/2023/wordml/word16du" xmlns:w16sdtdh="http://schemas.microsoft.com/office/word/2020/wordml/sdtdatahash" xmlns:w16sdtfl="http://schemas.microsoft.com/office/word/2024/wordml/sdtformatlock" xmlns:w16se="http://schemas.microsoft.com/office/word/2015/wordml/symex" xmlns:wpg="http://schemas.microsoft.com/office/word/2010/wordprocessingGroup" xmlns:wpi="http://schemas.microsoft.com/office/word/2010/wordprocessingInk" xmlns:wne="http://schemas.microsoft.com/office/word/2006/wordml" xmlns:wps="http://schemas.microsoft.com/office/word/2010/wordprocessingShape" mc:Ignorable="w14 w15 w16se w16cid w16 w16cex w16sdtdh w16sdtfl w16du wp14">
   <w:p>
     <w:pPr>
       <w:rPr>
@@ -2643,8 +2646,19 @@
         <w:sz w:val="22"/>
         <w:szCs w:val="22"/>
       </w:rPr>
-      <w:t>© MIT xPRO</w:t>
+      <w:t xml:space="preserve">© MIT </w:t>
     </w:r>
+    <w:proofErr w:type="spellStart"/>
+    <w:r>
+      <w:rPr>
+        <w:rFonts w:ascii="Calibri" w:eastAsia="Calibri" w:hAnsi="Calibri" w:cs="Calibri"/>
+        <w:color w:val="000000"/>
+        <w:sz w:val="22"/>
+        <w:szCs w:val="22"/>
+      </w:rPr>
+      <w:t>xPRO</w:t>
+    </w:r>
+    <w:proofErr w:type="spellEnd"/>
     <w:r>
       <w:rPr>
         <w:rFonts w:ascii="Calibri" w:eastAsia="Calibri" w:hAnsi="Calibri" w:cs="Calibri"/>
@@ -2671,7 +2685,7 @@
         <w:sz w:val="22"/>
         <w:szCs w:val="22"/>
       </w:rPr>
-      <w:t>[current year to be added]</w:t>
+      <w:t>2026</w:t>
     </w:r>
     <w:r>
       <w:rPr>
@@ -2945,12 +2959,24 @@
         <w:rFonts w:eastAsia="Trebuchet MS"/>
       </w:rPr>
     </w:pPr>
+    <w:r>
+      <w:rPr>
+        <w:rFonts w:eastAsia="Trebuchet MS"/>
+      </w:rPr>
+      <w:t>MIGUEL HERRERA – SECTION B – August 26, 2026</w:t>
+    </w:r>
+    <w:r>
+      <w:rPr>
+        <w:rFonts w:eastAsia="Trebuchet MS"/>
+      </w:rPr>
+      <w:t xml:space="preserve"> – Checkpoint 1.1</w:t>
+    </w:r>
   </w:p>
 </w:ftr>
 </file>
 
 <file path=word/footnotes.xml><?xml version="1.0" encoding="utf-8"?>
-<w:footnotes xmlns:wpc="http://schemas.microsoft.com/office/word/2010/wordprocessingCanvas" xmlns:cx="http://schemas.microsoft.com/office/drawing/2014/chartex" xmlns:cx1="http://schemas.microsoft.com/office/drawing/2015/9/8/chartex" xmlns:cx2="http://schemas.microsoft.com/office/drawing/2015/10/21/chartex" xmlns:cx3="http://schemas.microsoft.com/office/drawing/2016/5/9/chartex" xmlns:cx4="http://schemas.microsoft.com/office/drawing/2016/5/10/chartex" xmlns:cx5="http://schemas.microsoft.com/office/drawing/2016/5/11/chartex" xmlns:cx6="http://schemas.microsoft.com/office/drawing/2016/5/12/chartex" xmlns:cx7="http://schemas.microsoft.com/office/drawing/2016/5/13/chartex" xmlns:cx8="http://schemas.microsoft.com/office/drawing/2016/5/14/chartex" xmlns:mc="http://schemas.openxmlformats.org/markup-compatibility/2006" xmlns:aink="http://schemas.microsoft.com/office/drawing/2016/ink" xmlns:am3d="http://schemas.microsoft.com/office/drawing/2017/model3d" xmlns:o="urn:schemas-microsoft-com:office:office" xmlns:oel="http://schemas.microsoft.com/office/2019/extlst" xmlns:r="http://schemas.openxmlformats.org/officeDocument/2006/relationships" xmlns:m="http://schemas.openxmlformats.org/officeDocument/2006/math" xmlns:v="urn:schemas-microsoft-com:vml" xmlns:wp14="http://schemas.microsoft.com/office/word/2010/wordprocessingDrawing" xmlns:wp="http://schemas.openxmlformats.org/drawingml/2006/wordprocessingDrawing" xmlns:w10="urn:schemas-microsoft-com:office:word" xmlns:w="http://schemas.openxmlformats.org/wordprocessingml/2006/main" xmlns:w14="http://schemas.microsoft.com/office/word/2010/wordml" xmlns:w15="http://schemas.microsoft.com/office/word/2012/wordml" xmlns:w16cei="http://schemas.microsoft.com/office/word/2026/wordml/cei" xmlns:w16cex="http://schemas.microsoft.com/office/word/2018/wordml/cex" xmlns:w16cid="http://schemas.microsoft.com/office/word/2016/wordml/cid" xmlns:w16="http://schemas.microsoft.com/office/word/2018/wordml" xmlns:w16du="http://schemas.microsoft.com/office/word/2023/wordml/word16du" xmlns:w16sdtdh="http://schemas.microsoft.com/office/word/2020/wordml/sdtdatahash" xmlns:w16sdtfl="http://schemas.microsoft.com/office/word/2024/wordml/sdtformatlock" xmlns:w16se="http://schemas.microsoft.com/office/word/2015/wordml/symex" xmlns:wpg="http://schemas.microsoft.com/office/word/2010/wordprocessingGroup" xmlns:wpi="http://schemas.microsoft.com/office/word/2010/wordprocessingInk" xmlns:wne="http://schemas.microsoft.com/office/word/2006/wordml" xmlns:wps="http://schemas.microsoft.com/office/word/2010/wordprocessingShape" mc:Ignorable="w14 w15 w16se w16cid w16 w16cex w16sdtdh w16sdtfl w16du wp14">
+<w:footnotes xmlns:wpc="http://schemas.microsoft.com/office/word/2010/wordprocessingCanvas" xmlns:cx="http://schemas.microsoft.com/office/drawing/2014/chartex" xmlns:cx1="http://schemas.microsoft.com/office/drawing/2015/9/8/chartex" xmlns:cx2="http://schemas.microsoft.com/office/drawing/2015/10/21/chartex" xmlns:cx3="http://schemas.microsoft.com/office/drawing/2016/5/9/chartex" xmlns:cx4="http://schemas.microsoft.com/office/drawing/2016/5/10/chartex" xmlns:cx5="http://schemas.microsoft.com/office/drawing/2016/5/11/chartex" xmlns:cx6="http://schemas.microsoft.com/office/drawing/2016/5/12/chartex" xmlns:cx7="http://schemas.microsoft.com/office/drawing/2016/5/13/chartex" xmlns:cx8="http://schemas.microsoft.com/office/drawing/2016/5/14/chartex" xmlns:mc="http://schemas.openxmlformats.org/markup-compatibility/2006" xmlns:aink="http://schemas.microsoft.com/office/drawing/2016/ink" xmlns:am3d="http://schemas.microsoft.com/office/drawing/2017/model3d" xmlns:o="urn:schemas-microsoft-com:office:office" xmlns:oel="http://schemas.microsoft.com/office/2019/extlst" xmlns:r="http://schemas.openxmlformats.org/officeDocument/2006/relationships" xmlns:m="http://schemas.openxmlformats.org/officeDocument/2006/math" xmlns:v="urn:schemas-microsoft-com:vml" xmlns:wp14="http://schemas.microsoft.com/office/word/2010/wordprocessingDrawing" xmlns:wp="http://schemas.openxmlformats.org/drawingml/2006/wordprocessingDrawing" xmlns:w10="urn:schemas-microsoft-com:office:word" xmlns:w="http://schemas.openxmlformats.org/wordprocessingml/2006/main" xmlns:w14="http://schemas.microsoft.com/office/word/2010/wordml" xmlns:w15="http://schemas.microsoft.com/office/word/2012/wordml" xmlns:w16cex="http://schemas.microsoft.com/office/word/2018/wordml/cex" xmlns:w16cid="http://schemas.microsoft.com/office/word/2016/wordml/cid" xmlns:w16="http://schemas.microsoft.com/office/word/2018/wordml" xmlns:w16du="http://schemas.microsoft.com/office/word/2023/wordml/word16du" xmlns:w16sdtdh="http://schemas.microsoft.com/office/word/2020/wordml/sdtdatahash" xmlns:w16sdtfl="http://schemas.microsoft.com/office/word/2024/wordml/sdtformatlock" xmlns:w16se="http://schemas.microsoft.com/office/word/2015/wordml/symex" xmlns:wpg="http://schemas.microsoft.com/office/word/2010/wordprocessingGroup" xmlns:wpi="http://schemas.microsoft.com/office/word/2010/wordprocessingInk" xmlns:wne="http://schemas.microsoft.com/office/word/2006/wordml" xmlns:wps="http://schemas.microsoft.com/office/word/2010/wordprocessingShape" mc:Ignorable="w14 w15 w16se w16cid w16 w16cex w16sdtdh w16sdtfl w16du wp14">
   <w:footnote w:type="separator" w:id="-1">
     <w:p>
       <w:r>
@@ -2969,7 +2995,7 @@
 </file>
 
 <file path=word/header1.xml><?xml version="1.0" encoding="utf-8"?>
-<w:hdr xmlns:wpc="http://schemas.microsoft.com/office/word/2010/wordprocessingCanvas" xmlns:cx="http://schemas.microsoft.com/office/drawing/2014/chartex" xmlns:cx1="http://schemas.microsoft.com/office/drawing/2015/9/8/chartex" xmlns:cx2="http://schemas.microsoft.com/office/drawing/2015/10/21/chartex" xmlns:cx3="http://schemas.microsoft.com/office/drawing/2016/5/9/chartex" xmlns:cx4="http://schemas.microsoft.com/office/drawing/2016/5/10/chartex" xmlns:cx5="http://schemas.microsoft.com/office/drawing/2016/5/11/chartex" xmlns:cx6="http://schemas.microsoft.com/office/drawing/2016/5/12/chartex" xmlns:cx7="http://schemas.microsoft.com/office/drawing/2016/5/13/chartex" xmlns:cx8="http://schemas.microsoft.com/office/drawing/2016/5/14/chartex" xmlns:mc="http://schemas.openxmlformats.org/markup-compatibility/2006" xmlns:aink="http://schemas.microsoft.com/office/drawing/2016/ink" xmlns:am3d="http://schemas.microsoft.com/office/drawing/2017/model3d" xmlns:o="urn:schemas-microsoft-com:office:office" xmlns:oel="http://schemas.microsoft.com/office/2019/extlst" xmlns:r="http://schemas.openxmlformats.org/officeDocument/2006/relationships" xmlns:m="http://schemas.openxmlformats.org/officeDocument/2006/math" xmlns:v="urn:schemas-microsoft-com:vml" xmlns:wp14="http://schemas.microsoft.com/office/word/2010/wordprocessingDrawing" xmlns:wp="http://schemas.openxmlformats.org/drawingml/2006/wordprocessingDrawing" xmlns:w10="urn:schemas-microsoft-com:office:word" xmlns:w="http://schemas.openxmlformats.org/wordprocessingml/2006/main" xmlns:w14="http://schemas.microsoft.com/office/word/2010/wordml" xmlns:w15="http://schemas.microsoft.com/office/word/2012/wordml" xmlns:w16cei="http://schemas.microsoft.com/office/word/2026/wordml/cei" xmlns:w16cex="http://schemas.microsoft.com/office/word/2018/wordml/cex" xmlns:w16cid="http://schemas.microsoft.com/office/word/2016/wordml/cid" xmlns:w16="http://schemas.microsoft.com/office/word/2018/wordml" xmlns:w16du="http://schemas.microsoft.com/office/word/2023/wordml/word16du" xmlns:w16sdtdh="http://schemas.microsoft.com/office/word/2020/wordml/sdtdatahash" xmlns:w16sdtfl="http://schemas.microsoft.com/office/word/2024/wordml/sdtformatlock" xmlns:w16se="http://schemas.microsoft.com/office/word/2015/wordml/symex" xmlns:wpg="http://schemas.microsoft.com/office/word/2010/wordprocessingGroup" xmlns:wpi="http://schemas.microsoft.com/office/word/2010/wordprocessingInk" xmlns:wne="http://schemas.microsoft.com/office/word/2006/wordml" xmlns:wps="http://schemas.microsoft.com/office/word/2010/wordprocessingShape" mc:Ignorable="w14 w15 w16se w16cid w16 w16cex w16sdtdh w16sdtfl w16du wp14">
+<w:hdr xmlns:wpc="http://schemas.microsoft.com/office/word/2010/wordprocessingCanvas" xmlns:cx="http://schemas.microsoft.com/office/drawing/2014/chartex" xmlns:cx1="http://schemas.microsoft.com/office/drawing/2015/9/8/chartex" xmlns:cx2="http://schemas.microsoft.com/office/drawing/2015/10/21/chartex" xmlns:cx3="http://schemas.microsoft.com/office/drawing/2016/5/9/chartex" xmlns:cx4="http://schemas.microsoft.com/office/drawing/2016/5/10/chartex" xmlns:cx5="http://schemas.microsoft.com/office/drawing/2016/5/11/chartex" xmlns:cx6="http://schemas.microsoft.com/office/drawing/2016/5/12/chartex" xmlns:cx7="http://schemas.microsoft.com/office/drawing/2016/5/13/chartex" xmlns:cx8="http://schemas.microsoft.com/office/drawing/2016/5/14/chartex" xmlns:mc="http://schemas.openxmlformats.org/markup-compatibility/2006" xmlns:aink="http://schemas.microsoft.com/office/drawing/2016/ink" xmlns:am3d="http://schemas.microsoft.com/office/drawing/2017/model3d" xmlns:o="urn:schemas-microsoft-com:office:office" xmlns:oel="http://schemas.microsoft.com/office/2019/extlst" xmlns:r="http://schemas.openxmlformats.org/officeDocument/2006/relationships" xmlns:m="http://schemas.openxmlformats.org/officeDocument/2006/math" xmlns:v="urn:schemas-microsoft-com:vml" xmlns:wp14="http://schemas.microsoft.com/office/word/2010/wordprocessingDrawing" xmlns:wp="http://schemas.openxmlformats.org/drawingml/2006/wordprocessingDrawing" xmlns:w10="urn:schemas-microsoft-com:office:word" xmlns:w="http://schemas.openxmlformats.org/wordprocessingml/2006/main" xmlns:w14="http://schemas.microsoft.com/office/word/2010/wordml" xmlns:w15="http://schemas.microsoft.com/office/word/2012/wordml" xmlns:w16cex="http://schemas.microsoft.com/office/word/2018/wordml/cex" xmlns:w16cid="http://schemas.microsoft.com/office/word/2016/wordml/cid" xmlns:w16="http://schemas.microsoft.com/office/word/2018/wordml" xmlns:w16du="http://schemas.microsoft.com/office/word/2023/wordml/word16du" xmlns:w16sdtdh="http://schemas.microsoft.com/office/word/2020/wordml/sdtdatahash" xmlns:w16sdtfl="http://schemas.microsoft.com/office/word/2024/wordml/sdtformatlock" xmlns:w16se="http://schemas.microsoft.com/office/word/2015/wordml/symex" xmlns:wpg="http://schemas.microsoft.com/office/word/2010/wordprocessingGroup" xmlns:wpi="http://schemas.microsoft.com/office/word/2010/wordprocessingInk" xmlns:wne="http://schemas.microsoft.com/office/word/2006/wordml" xmlns:wps="http://schemas.microsoft.com/office/word/2010/wordprocessingShape" mc:Ignorable="w14 w15 w16se w16cid w16 w16cex w16sdtdh w16sdtfl w16du wp14">
   <w:p>
     <w:r>
       <w:rPr>
@@ -3024,7 +3050,7 @@
 </file>
 
 <file path=word/header2.xml><?xml version="1.0" encoding="utf-8"?>
-<w:hdr xmlns:wpc="http://schemas.microsoft.com/office/word/2010/wordprocessingCanvas" xmlns:cx="http://schemas.microsoft.com/office/drawing/2014/chartex" xmlns:cx1="http://schemas.microsoft.com/office/drawing/2015/9/8/chartex" xmlns:cx2="http://schemas.microsoft.com/office/drawing/2015/10/21/chartex" xmlns:cx3="http://schemas.microsoft.com/office/drawing/2016/5/9/chartex" xmlns:cx4="http://schemas.microsoft.com/office/drawing/2016/5/10/chartex" xmlns:cx5="http://schemas.microsoft.com/office/drawing/2016/5/11/chartex" xmlns:cx6="http://schemas.microsoft.com/office/drawing/2016/5/12/chartex" xmlns:cx7="http://schemas.microsoft.com/office/drawing/2016/5/13/chartex" xmlns:cx8="http://schemas.microsoft.com/office/drawing/2016/5/14/chartex" xmlns:mc="http://schemas.openxmlformats.org/markup-compatibility/2006" xmlns:aink="http://schemas.microsoft.com/office/drawing/2016/ink" xmlns:am3d="http://schemas.microsoft.com/office/drawing/2017/model3d" xmlns:o="urn:schemas-microsoft-com:office:office" xmlns:oel="http://schemas.microsoft.com/office/2019/extlst" xmlns:r="http://schemas.openxmlformats.org/officeDocument/2006/relationships" xmlns:m="http://schemas.openxmlformats.org/officeDocument/2006/math" xmlns:v="urn:schemas-microsoft-com:vml" xmlns:wp14="http://schemas.microsoft.com/office/word/2010/wordprocessingDrawing" xmlns:wp="http://schemas.openxmlformats.org/drawingml/2006/wordprocessingDrawing" xmlns:w10="urn:schemas-microsoft-com:office:word" xmlns:w="http://schemas.openxmlformats.org/wordprocessingml/2006/main" xmlns:w14="http://schemas.microsoft.com/office/word/2010/wordml" xmlns:w15="http://schemas.microsoft.com/office/word/2012/wordml" xmlns:w16cei="http://schemas.microsoft.com/office/word/2026/wordml/cei" xmlns:w16cex="http://schemas.microsoft.com/office/word/2018/wordml/cex" xmlns:w16cid="http://schemas.microsoft.com/office/word/2016/wordml/cid" xmlns:w16="http://schemas.microsoft.com/office/word/2018/wordml" xmlns:w16du="http://schemas.microsoft.com/office/word/2023/wordml/word16du" xmlns:w16sdtdh="http://schemas.microsoft.com/office/word/2020/wordml/sdtdatahash" xmlns:w16sdtfl="http://schemas.microsoft.com/office/word/2024/wordml/sdtformatlock" xmlns:w16se="http://schemas.microsoft.com/office/word/2015/wordml/symex" xmlns:wpg="http://schemas.microsoft.com/office/word/2010/wordprocessingGroup" xmlns:wpi="http://schemas.microsoft.com/office/word/2010/wordprocessingInk" xmlns:wne="http://schemas.microsoft.com/office/word/2006/wordml" xmlns:wps="http://schemas.microsoft.com/office/word/2010/wordprocessingShape" mc:Ignorable="w14 w15 w16se w16cid w16 w16cex w16sdtdh w16sdtfl w16du wp14">
+<w:hdr xmlns:wpc="http://schemas.microsoft.com/office/word/2010/wordprocessingCanvas" xmlns:cx="http://schemas.microsoft.com/office/drawing/2014/chartex" xmlns:cx1="http://schemas.microsoft.com/office/drawing/2015/9/8/chartex" xmlns:cx2="http://schemas.microsoft.com/office/drawing/2015/10/21/chartex" xmlns:cx3="http://schemas.microsoft.com/office/drawing/2016/5/9/chartex" xmlns:cx4="http://schemas.microsoft.com/office/drawing/2016/5/10/chartex" xmlns:cx5="http://schemas.microsoft.com/office/drawing/2016/5/11/chartex" xmlns:cx6="http://schemas.microsoft.com/office/drawing/2016/5/12/chartex" xmlns:cx7="http://schemas.microsoft.com/office/drawing/2016/5/13/chartex" xmlns:cx8="http://schemas.microsoft.com/office/drawing/2016/5/14/chartex" xmlns:mc="http://schemas.openxmlformats.org/markup-compatibility/2006" xmlns:aink="http://schemas.microsoft.com/office/drawing/2016/ink" xmlns:am3d="http://schemas.microsoft.com/office/drawing/2017/model3d" xmlns:o="urn:schemas-microsoft-com:office:office" xmlns:oel="http://schemas.microsoft.com/office/2019/extlst" xmlns:r="http://schemas.openxmlformats.org/officeDocument/2006/relationships" xmlns:m="http://schemas.openxmlformats.org/officeDocument/2006/math" xmlns:v="urn:schemas-microsoft-com:vml" xmlns:wp14="http://schemas.microsoft.com/office/word/2010/wordprocessingDrawing" xmlns:wp="http://schemas.openxmlformats.org/drawingml/2006/wordprocessingDrawing" xmlns:w10="urn:schemas-microsoft-com:office:word" xmlns:w="http://schemas.openxmlformats.org/wordprocessingml/2006/main" xmlns:w14="http://schemas.microsoft.com/office/word/2010/wordml" xmlns:w15="http://schemas.microsoft.com/office/word/2012/wordml" xmlns:w16cex="http://schemas.microsoft.com/office/word/2018/wordml/cex" xmlns:w16cid="http://schemas.microsoft.com/office/word/2016/wordml/cid" xmlns:w16="http://schemas.microsoft.com/office/word/2018/wordml" xmlns:w16du="http://schemas.microsoft.com/office/word/2023/wordml/word16du" xmlns:w16sdtdh="http://schemas.microsoft.com/office/word/2020/wordml/sdtdatahash" xmlns:w16sdtfl="http://schemas.microsoft.com/office/word/2024/wordml/sdtformatlock" xmlns:w16se="http://schemas.microsoft.com/office/word/2015/wordml/symex" xmlns:wpg="http://schemas.microsoft.com/office/word/2010/wordprocessingGroup" xmlns:wpi="http://schemas.microsoft.com/office/word/2010/wordprocessingInk" xmlns:wne="http://schemas.microsoft.com/office/word/2006/wordml" xmlns:wps="http://schemas.microsoft.com/office/word/2010/wordprocessingShape" mc:Ignorable="w14 w15 w16se w16cid w16 w16cex w16sdtdh w16sdtfl w16du wp14">
   <w:p>
     <w:pPr>
       <w:rPr>
@@ -3244,7 +3270,7 @@
             </wp:anchor>
           </w:drawing>
         </mc:Choice>
-        <mc:Fallback>
+        <mc:Fallback xmlns:w16cei="http://schemas.microsoft.com/office/word/2026/wordml/cei">
           <w:pict>
             <v:rect w14:anchorId="7BFEDCE6" id="Rectangle 1" o:spid="_x0000_s1026" alt="&quot;&quot;" style="position:absolute;margin-left:-28.85pt;margin-top:-2.35pt;width:612.5pt;height:70pt;z-index:251657215;visibility:visible;mso-wrap-style:square;mso-wrap-distance-left:9pt;mso-wrap-distance-top:0;mso-wrap-distance-right:9pt;mso-wrap-distance-bottom:0;mso-position-horizontal:absolute;mso-position-horizontal-relative:text;mso-position-vertical:absolute;mso-position-vertical-relative:text;v-text-anchor:middle" o:gfxdata="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" fillcolor="#a31f34" stroked="f" strokeweight="2pt"/>
           </w:pict>
@@ -3256,7 +3282,7 @@
 </file>
 
 <file path=word/header3.xml><?xml version="1.0" encoding="utf-8"?>
-<w:hdr xmlns:wpc="http://schemas.microsoft.com/office/word/2010/wordprocessingCanvas" xmlns:cx="http://schemas.microsoft.com/office/drawing/2014/chartex" xmlns:cx1="http://schemas.microsoft.com/office/drawing/2015/9/8/chartex" xmlns:cx2="http://schemas.microsoft.com/office/drawing/2015/10/21/chartex" xmlns:cx3="http://schemas.microsoft.com/office/drawing/2016/5/9/chartex" xmlns:cx4="http://schemas.microsoft.com/office/drawing/2016/5/10/chartex" xmlns:cx5="http://schemas.microsoft.com/office/drawing/2016/5/11/chartex" xmlns:cx6="http://schemas.microsoft.com/office/drawing/2016/5/12/chartex" xmlns:cx7="http://schemas.microsoft.com/office/drawing/2016/5/13/chartex" xmlns:cx8="http://schemas.microsoft.com/office/drawing/2016/5/14/chartex" xmlns:mc="http://schemas.openxmlformats.org/markup-compatibility/2006" xmlns:aink="http://schemas.microsoft.com/office/drawing/2016/ink" xmlns:am3d="http://schemas.microsoft.com/office/drawing/2017/model3d" xmlns:o="urn:schemas-microsoft-com:office:office" xmlns:oel="http://schemas.microsoft.com/office/2019/extlst" xmlns:r="http://schemas.openxmlformats.org/officeDocument/2006/relationships" xmlns:m="http://schemas.openxmlformats.org/officeDocument/2006/math" xmlns:v="urn:schemas-microsoft-com:vml" xmlns:wp14="http://schemas.microsoft.com/office/word/2010/wordprocessingDrawing" xmlns:wp="http://schemas.openxmlformats.org/drawingml/2006/wordprocessingDrawing" xmlns:w10="urn:schemas-microsoft-com:office:word" xmlns:w="http://schemas.openxmlformats.org/wordprocessingml/2006/main" xmlns:w14="http://schemas.microsoft.com/office/word/2010/wordml" xmlns:w15="http://schemas.microsoft.com/office/word/2012/wordml" xmlns:w16cei="http://schemas.microsoft.com/office/word/2026/wordml/cei" xmlns:w16cex="http://schemas.microsoft.com/office/word/2018/wordml/cex" xmlns:w16cid="http://schemas.microsoft.com/office/word/2016/wordml/cid" xmlns:w16="http://schemas.microsoft.com/office/word/2018/wordml" xmlns:w16du="http://schemas.microsoft.com/office/word/2023/wordml/word16du" xmlns:w16sdtdh="http://schemas.microsoft.com/office/word/2020/wordml/sdtdatahash" xmlns:w16sdtfl="http://schemas.microsoft.com/office/word/2024/wordml/sdtformatlock" xmlns:w16se="http://schemas.microsoft.com/office/word/2015/wordml/symex" xmlns:wpg="http://schemas.microsoft.com/office/word/2010/wordprocessingGroup" xmlns:wpi="http://schemas.microsoft.com/office/word/2010/wordprocessingInk" xmlns:wne="http://schemas.microsoft.com/office/word/2006/wordml" xmlns:wps="http://schemas.microsoft.com/office/word/2010/wordprocessingShape" mc:Ignorable="w14 w15 w16se w16cid w16 w16cex w16sdtdh w16sdtfl w16du wp14">
+<w:hdr xmlns:wpc="http://schemas.microsoft.com/office/word/2010/wordprocessingCanvas" xmlns:cx="http://schemas.microsoft.com/office/drawing/2014/chartex" xmlns:cx1="http://schemas.microsoft.com/office/drawing/2015/9/8/chartex" xmlns:cx2="http://schemas.microsoft.com/office/drawing/2015/10/21/chartex" xmlns:cx3="http://schemas.microsoft.com/office/drawing/2016/5/9/chartex" xmlns:cx4="http://schemas.microsoft.com/office/drawing/2016/5/10/chartex" xmlns:cx5="http://schemas.microsoft.com/office/drawing/2016/5/11/chartex" xmlns:cx6="http://schemas.microsoft.com/office/drawing/2016/5/12/chartex" xmlns:cx7="http://schemas.microsoft.com/office/drawing/2016/5/13/chartex" xmlns:cx8="http://schemas.microsoft.com/office/drawing/2016/5/14/chartex" xmlns:mc="http://schemas.openxmlformats.org/markup-compatibility/2006" xmlns:aink="http://schemas.microsoft.com/office/drawing/2016/ink" xmlns:am3d="http://schemas.microsoft.com/office/drawing/2017/model3d" xmlns:o="urn:schemas-microsoft-com:office:office" xmlns:oel="http://schemas.microsoft.com/office/2019/extlst" xmlns:r="http://schemas.openxmlformats.org/officeDocument/2006/relationships" xmlns:m="http://schemas.openxmlformats.org/officeDocument/2006/math" xmlns:v="urn:schemas-microsoft-com:vml" xmlns:wp14="http://schemas.microsoft.com/office/word/2010/wordprocessingDrawing" xmlns:wp="http://schemas.openxmlformats.org/drawingml/2006/wordprocessingDrawing" xmlns:w10="urn:schemas-microsoft-com:office:word" xmlns:w="http://schemas.openxmlformats.org/wordprocessingml/2006/main" xmlns:w14="http://schemas.microsoft.com/office/word/2010/wordml" xmlns:w15="http://schemas.microsoft.com/office/word/2012/wordml" xmlns:w16cex="http://schemas.microsoft.com/office/word/2018/wordml/cex" xmlns:w16cid="http://schemas.microsoft.com/office/word/2016/wordml/cid" xmlns:w16="http://schemas.microsoft.com/office/word/2018/wordml" xmlns:w16du="http://schemas.microsoft.com/office/word/2023/wordml/word16du" xmlns:w16sdtdh="http://schemas.microsoft.com/office/word/2020/wordml/sdtdatahash" xmlns:w16sdtfl="http://schemas.microsoft.com/office/word/2024/wordml/sdtformatlock" xmlns:w16se="http://schemas.microsoft.com/office/word/2015/wordml/symex" xmlns:wpg="http://schemas.microsoft.com/office/word/2010/wordprocessingGroup" xmlns:wpi="http://schemas.microsoft.com/office/word/2010/wordprocessingInk" xmlns:wne="http://schemas.microsoft.com/office/word/2006/wordml" xmlns:wps="http://schemas.microsoft.com/office/word/2010/wordprocessingShape" mc:Ignorable="w14 w15 w16se w16cid w16 w16cex w16sdtdh w16sdtfl w16du wp14">
   <w:p>
     <w:r>
       <w:rPr>
@@ -3311,7 +3337,7 @@
 </file>
 
 <file path=word/numbering.xml><?xml version="1.0" encoding="utf-8"?>
-<w:numbering xmlns:wpc="http://schemas.microsoft.com/office/word/2010/wordprocessingCanvas" xmlns:cx="http://schemas.microsoft.com/office/drawing/2014/chartex" xmlns:cx1="http://schemas.microsoft.com/office/drawing/2015/9/8/chartex" xmlns:cx2="http://schemas.microsoft.com/office/drawing/2015/10/21/chartex" xmlns:cx3="http://schemas.microsoft.com/office/drawing/2016/5/9/chartex" xmlns:cx4="http://schemas.microsoft.com/office/drawing/2016/5/10/chartex" xmlns:cx5="http://schemas.microsoft.com/office/drawing/2016/5/11/chartex" xmlns:cx6="http://schemas.microsoft.com/office/drawing/2016/5/12/chartex" xmlns:cx7="http://schemas.microsoft.com/office/drawing/2016/5/13/chartex" xmlns:cx8="http://schemas.microsoft.com/office/drawing/2016/5/14/chartex" xmlns:mc="http://schemas.openxmlformats.org/markup-compatibility/2006" xmlns:aink="http://schemas.microsoft.com/office/drawing/2016/ink" xmlns:am3d="http://schemas.microsoft.com/office/drawing/2017/model3d" xmlns:o="urn:schemas-microsoft-com:office:office" xmlns:oel="http://schemas.microsoft.com/office/2019/extlst" xmlns:r="http://schemas.openxmlformats.org/officeDocument/2006/relationships" xmlns:m="http://schemas.openxmlformats.org/officeDocument/2006/math" xmlns:v="urn:schemas-microsoft-com:vml" xmlns:wp14="http://schemas.microsoft.com/office/word/2010/wordprocessingDrawing" xmlns:wp="http://schemas.openxmlformats.org/drawingml/2006/wordprocessingDrawing" xmlns:w10="urn:schemas-microsoft-com:office:word" xmlns:w="http://schemas.openxmlformats.org/wordprocessingml/2006/main" xmlns:w14="http://schemas.microsoft.com/office/word/2010/wordml" xmlns:w15="http://schemas.microsoft.com/office/word/2012/wordml" xmlns:w16cei="http://schemas.microsoft.com/office/word/2026/wordml/cei" xmlns:w16cex="http://schemas.microsoft.com/office/word/2018/wordml/cex" xmlns:w16cid="http://schemas.microsoft.com/office/word/2016/wordml/cid" xmlns:w16="http://schemas.microsoft.com/office/word/2018/wordml" xmlns:w16du="http://schemas.microsoft.com/office/word/2023/wordml/word16du" xmlns:w16sdtdh="http://schemas.microsoft.com/office/word/2020/wordml/sdtdatahash" xmlns:w16sdtfl="http://schemas.microsoft.com/office/word/2024/wordml/sdtformatlock" xmlns:w16se="http://schemas.microsoft.com/office/word/2015/wordml/symex" xmlns:wpg="http://schemas.microsoft.com/office/word/2010/wordprocessingGroup" xmlns:wpi="http://schemas.microsoft.com/office/word/2010/wordprocessingInk" xmlns:wne="http://schemas.microsoft.com/office/word/2006/wordml" xmlns:wps="http://schemas.microsoft.com/office/word/2010/wordprocessingShape" mc:Ignorable="w14 w15 w16se w16cid w16 w16cex w16sdtdh w16sdtfl w16du wp14">
+<w:numbering xmlns:wpc="http://schemas.microsoft.com/office/word/2010/wordprocessingCanvas" xmlns:cx="http://schemas.microsoft.com/office/drawing/2014/chartex" xmlns:cx1="http://schemas.microsoft.com/office/drawing/2015/9/8/chartex" xmlns:cx2="http://schemas.microsoft.com/office/drawing/2015/10/21/chartex" xmlns:cx3="http://schemas.microsoft.com/office/drawing/2016/5/9/chartex" xmlns:cx4="http://schemas.microsoft.com/office/drawing/2016/5/10/chartex" xmlns:cx5="http://schemas.microsoft.com/office/drawing/2016/5/11/chartex" xmlns:cx6="http://schemas.microsoft.com/office/drawing/2016/5/12/chartex" xmlns:cx7="http://schemas.microsoft.com/office/drawing/2016/5/13/chartex" xmlns:cx8="http://schemas.microsoft.com/office/drawing/2016/5/14/chartex" xmlns:mc="http://schemas.openxmlformats.org/markup-compatibility/2006" xmlns:aink="http://schemas.microsoft.com/office/drawing/2016/ink" xmlns:am3d="http://schemas.microsoft.com/office/drawing/2017/model3d" xmlns:o="urn:schemas-microsoft-com:office:office" xmlns:oel="http://schemas.microsoft.com/office/2019/extlst" xmlns:r="http://schemas.openxmlformats.org/officeDocument/2006/relationships" xmlns:m="http://schemas.openxmlformats.org/officeDocument/2006/math" xmlns:v="urn:schemas-microsoft-com:vml" xmlns:wp14="http://schemas.microsoft.com/office/word/2010/wordprocessingDrawing" xmlns:wp="http://schemas.openxmlformats.org/drawingml/2006/wordprocessingDrawing" xmlns:w10="urn:schemas-microsoft-com:office:word" xmlns:w="http://schemas.openxmlformats.org/wordprocessingml/2006/main" xmlns:w14="http://schemas.microsoft.com/office/word/2010/wordml" xmlns:w15="http://schemas.microsoft.com/office/word/2012/wordml" xmlns:w16cex="http://schemas.microsoft.com/office/word/2018/wordml/cex" xmlns:w16cid="http://schemas.microsoft.com/office/word/2016/wordml/cid" xmlns:w16="http://schemas.microsoft.com/office/word/2018/wordml" xmlns:w16du="http://schemas.microsoft.com/office/word/2023/wordml/word16du" xmlns:w16sdtdh="http://schemas.microsoft.com/office/word/2020/wordml/sdtdatahash" xmlns:w16sdtfl="http://schemas.microsoft.com/office/word/2024/wordml/sdtformatlock" xmlns:w16se="http://schemas.microsoft.com/office/word/2015/wordml/symex" xmlns:wpg="http://schemas.microsoft.com/office/word/2010/wordprocessingGroup" xmlns:wpi="http://schemas.microsoft.com/office/word/2010/wordprocessingInk" xmlns:wne="http://schemas.microsoft.com/office/word/2006/wordml" xmlns:wps="http://schemas.microsoft.com/office/word/2010/wordprocessingShape" mc:Ignorable="w14 w15 w16se w16cid w16 w16cex w16sdtdh w16sdtfl w16du wp14">
   <w:abstractNum w:abstractNumId="0" w15:restartNumberingAfterBreak="0">
     <w:nsid w:val="19DA76D6"/>
     <w:multiLevelType w:val="hybridMultilevel"/>
@@ -4684,7 +4710,6 @@
   <w:style w:type="character" w:default="1" w:styleId="DefaultParagraphFont">
     <w:name w:val="Default Paragraph Font"/>
     <w:uiPriority w:val="1"/>
-    <w:semiHidden/>
     <w:unhideWhenUsed/>
   </w:style>
   <w:style w:type="table" w:default="1" w:styleId="TableNormal">

--- a/Final_Capstone_Project/Capstone_Checkpoint_1.1/MHerrera_Capstone_Checkpoint_1_1_Worksheet.docx
+++ b/Final_Capstone_Project/Capstone_Checkpoint_1.1/MHerrera_Capstone_Checkpoint_1_1_Worksheet.docx
@@ -244,27 +244,7 @@
           <w:sz w:val="24"/>
           <w:szCs w:val="24"/>
         </w:rPr>
-        <w:t xml:space="preserve">Reflect on how retrieval quality </w:t>
-      </w:r>
-      <w:proofErr w:type="gramStart"/>
-      <w:r>
-        <w:rPr>
-          <w:rFonts w:eastAsia="Aptos"/>
-          <w:color w:val="000000"/>
-          <w:sz w:val="24"/>
-          <w:szCs w:val="24"/>
-        </w:rPr>
-        <w:t>affects</w:t>
-      </w:r>
-      <w:proofErr w:type="gramEnd"/>
-      <w:r>
-        <w:rPr>
-          <w:rFonts w:eastAsia="Aptos"/>
-          <w:color w:val="000000"/>
-          <w:sz w:val="24"/>
-          <w:szCs w:val="24"/>
-        </w:rPr>
-        <w:t xml:space="preserve"> reliability and user trust</w:t>
+        <w:t>Reflect on how retrieval quality affects reliability and user trust</w:t>
       </w:r>
     </w:p>
     <w:p>
@@ -480,15 +460,20 @@
               </w:rPr>
               <w:t>The system should support factual, comparative, explanatory, and multi-document questions about significant people, places, and topics. Users should also be able to ask follow-up questions and request source quotations to verify answers.</w:t>
             </w:r>
-          </w:p>
-          <w:p>
-            <w:pPr>
-              <w:spacing w:after="120"/>
-              <w:rPr>
-                <w:sz w:val="24"/>
-                <w:szCs w:val="24"/>
-              </w:rPr>
-            </w:pPr>
+            <w:r>
+              <w:rPr>
+                <w:sz w:val="24"/>
+                <w:szCs w:val="24"/>
+              </w:rPr>
+              <w:t xml:space="preserve"> Answers must be grounded</w:t>
+            </w:r>
+            <w:r>
+              <w:rPr>
+                <w:sz w:val="24"/>
+                <w:szCs w:val="24"/>
+              </w:rPr>
+              <w:t>.</w:t>
+            </w:r>
           </w:p>
         </w:tc>
       </w:tr>
@@ -654,18 +639,39 @@
           <w:p>
             <w:pPr>
               <w:rPr>
-                <w:sz w:val="24"/>
-                <w:szCs w:val="24"/>
-              </w:rPr>
-            </w:pPr>
-            <w:r>
-              <w:rPr>
                 <w:b/>
                 <w:bCs/>
                 <w:sz w:val="24"/>
                 <w:szCs w:val="24"/>
               </w:rPr>
+            </w:pPr>
+            <w:r>
+              <w:rPr>
+                <w:b/>
+                <w:bCs/>
+                <w:sz w:val="24"/>
+                <w:szCs w:val="24"/>
+              </w:rPr>
               <w:t>Prompt 1 and Corresponding LLM Outputs</w:t>
+            </w:r>
+          </w:p>
+          <w:p>
+            <w:pPr>
+              <w:rPr>
+                <w:b/>
+                <w:bCs/>
+                <w:sz w:val="24"/>
+                <w:szCs w:val="24"/>
+              </w:rPr>
+            </w:pPr>
+            <w:r>
+              <w:rPr>
+                <w:b/>
+                <w:bCs/>
+                <w:sz w:val="24"/>
+                <w:szCs w:val="24"/>
+              </w:rPr>
+              <w:t>SCENARIO=wikipedia  MODEL=openai/gpt-5.4-mini</w:t>
             </w:r>
           </w:p>
         </w:tc>
@@ -693,56 +699,89 @@
             </w:pPr>
             <w:r>
               <w:rPr>
-                <w:sz w:val="24"/>
-                <w:szCs w:val="24"/>
-              </w:rPr>
-              <w:t>Response:</w:t>
-            </w:r>
-          </w:p>
-          <w:p>
-            <w:pPr>
-              <w:spacing w:after="120"/>
-              <w:rPr>
-                <w:sz w:val="24"/>
-                <w:szCs w:val="24"/>
-              </w:rPr>
-            </w:pPr>
-          </w:p>
-          <w:p>
-            <w:pPr>
-              <w:spacing w:after="120"/>
-              <w:rPr>
-                <w:sz w:val="24"/>
-                <w:szCs w:val="24"/>
-              </w:rPr>
-            </w:pPr>
-          </w:p>
-          <w:p>
-            <w:pPr>
-              <w:spacing w:after="120"/>
-              <w:rPr>
-                <w:sz w:val="24"/>
-                <w:szCs w:val="24"/>
-              </w:rPr>
-            </w:pPr>
-          </w:p>
-          <w:p>
-            <w:pPr>
-              <w:spacing w:after="120"/>
-              <w:rPr>
-                <w:sz w:val="24"/>
-                <w:szCs w:val="24"/>
-              </w:rPr>
-            </w:pPr>
-          </w:p>
-          <w:p>
-            <w:pPr>
-              <w:spacing w:after="120"/>
-              <w:rPr>
-                <w:sz w:val="24"/>
-                <w:szCs w:val="24"/>
-              </w:rPr>
-            </w:pPr>
+                <w:b/>
+                <w:bCs/>
+                <w:sz w:val="24"/>
+                <w:szCs w:val="24"/>
+              </w:rPr>
+              <w:t>PROMPT 4/9</w:t>
+            </w:r>
+            <w:r>
+              <w:rPr>
+                <w:sz w:val="24"/>
+                <w:szCs w:val="24"/>
+              </w:rPr>
+              <w:t>: Who was Albert Einstein?...</w:t>
+            </w:r>
+          </w:p>
+          <w:p>
+            <w:pPr>
+              <w:rPr>
+                <w:sz w:val="24"/>
+                <w:szCs w:val="24"/>
+              </w:rPr>
+            </w:pPr>
+            <w:r>
+              <w:rPr>
+                <w:b/>
+                <w:bCs/>
+                <w:sz w:val="24"/>
+                <w:szCs w:val="24"/>
+              </w:rPr>
+              <w:t>RESPONSE</w:t>
+            </w:r>
+            <w:r>
+              <w:rPr>
+                <w:sz w:val="24"/>
+                <w:szCs w:val="24"/>
+              </w:rPr>
+              <w:t>:</w:t>
+            </w:r>
+          </w:p>
+          <w:p>
+            <w:pPr>
+              <w:rPr>
+                <w:sz w:val="24"/>
+                <w:szCs w:val="24"/>
+              </w:rPr>
+            </w:pPr>
+            <w:r>
+              <w:rPr>
+                <w:sz w:val="24"/>
+                <w:szCs w:val="24"/>
+              </w:rPr>
+              <w:t>Albert Einstein was a theoretical physicist best known for developing the theory of relativity, including the famous equation \(E = mc^2\), which shows the relationship between mass and energy.</w:t>
+            </w:r>
+          </w:p>
+          <w:p>
+            <w:pPr>
+              <w:rPr>
+                <w:sz w:val="24"/>
+                <w:szCs w:val="24"/>
+              </w:rPr>
+            </w:pPr>
+            <w:r>
+              <w:rPr>
+                <w:sz w:val="24"/>
+                <w:szCs w:val="24"/>
+              </w:rPr>
+              <w:t>He was born in 1879 in Ulm, in what is now Germany, and later became one of the most influential scientists in history. His work helped reshape modern physics, especially our understanding of space, time, gravity, and light.</w:t>
+            </w:r>
+          </w:p>
+          <w:p>
+            <w:pPr>
+              <w:rPr>
+                <w:sz w:val="24"/>
+                <w:szCs w:val="24"/>
+              </w:rPr>
+            </w:pPr>
+            <w:r>
+              <w:rPr>
+                <w:sz w:val="24"/>
+                <w:szCs w:val="24"/>
+              </w:rPr>
+              <w:t>Einstein also won the 1921 Nobel Prize in Physics, not for relativity, but for his explanation of the photoelectric effect.</w:t>
+            </w:r>
           </w:p>
         </w:tc>
       </w:tr>
@@ -783,18 +822,83 @@
           <w:p>
             <w:pPr>
               <w:rPr>
-                <w:sz w:val="24"/>
-                <w:szCs w:val="24"/>
-              </w:rPr>
-            </w:pPr>
-            <w:r>
-              <w:rPr>
                 <w:b/>
                 <w:bCs/>
                 <w:sz w:val="24"/>
                 <w:szCs w:val="24"/>
               </w:rPr>
+            </w:pPr>
+            <w:r>
+              <w:rPr>
+                <w:b/>
+                <w:bCs/>
+                <w:sz w:val="24"/>
+                <w:szCs w:val="24"/>
+              </w:rPr>
               <w:t>Prompt 2 and Corresponding LLM Outputs</w:t>
+            </w:r>
+            <w:r>
+              <w:rPr>
+                <w:b/>
+                <w:bCs/>
+                <w:sz w:val="24"/>
+                <w:szCs w:val="24"/>
+              </w:rPr>
+              <w:t xml:space="preserve"> (Follow</w:t>
+            </w:r>
+            <w:r>
+              <w:rPr>
+                <w:b/>
+                <w:bCs/>
+                <w:sz w:val="24"/>
+                <w:szCs w:val="24"/>
+              </w:rPr>
+              <w:t>-</w:t>
+            </w:r>
+            <w:r>
+              <w:rPr>
+                <w:b/>
+                <w:bCs/>
+                <w:sz w:val="24"/>
+                <w:szCs w:val="24"/>
+              </w:rPr>
+              <w:t xml:space="preserve">up </w:t>
+            </w:r>
+            <w:r>
+              <w:rPr>
+                <w:b/>
+                <w:bCs/>
+                <w:sz w:val="24"/>
+                <w:szCs w:val="24"/>
+              </w:rPr>
+              <w:t>question</w:t>
+            </w:r>
+            <w:r>
+              <w:rPr>
+                <w:b/>
+                <w:bCs/>
+                <w:sz w:val="24"/>
+                <w:szCs w:val="24"/>
+              </w:rPr>
+              <w:t>)</w:t>
+            </w:r>
+            <w:r>
+              <w:rPr>
+                <w:b/>
+                <w:bCs/>
+                <w:sz w:val="24"/>
+                <w:szCs w:val="24"/>
+              </w:rPr>
+              <w:br/>
+            </w:r>
+            <w:r>
+              <w:rPr>
+                <w:b/>
+                <w:bCs/>
+                <w:sz w:val="24"/>
+                <w:szCs w:val="24"/>
+              </w:rPr>
+              <w:t>SCENARIO=wikipedia  MODEL=openai/gpt-5.4-mini</w:t>
             </w:r>
           </w:p>
         </w:tc>
@@ -822,10 +926,43 @@
             </w:pPr>
             <w:r>
               <w:rPr>
-                <w:sz w:val="24"/>
-                <w:szCs w:val="24"/>
-              </w:rPr>
-              <w:t>Response:</w:t>
+                <w:b/>
+                <w:bCs/>
+                <w:sz w:val="24"/>
+                <w:szCs w:val="24"/>
+              </w:rPr>
+              <w:t>PROMPT 5/9</w:t>
+            </w:r>
+            <w:r>
+              <w:rPr>
+                <w:sz w:val="24"/>
+                <w:szCs w:val="24"/>
+              </w:rPr>
+              <w:t>: What he was especially notable for?...</w:t>
+            </w:r>
+          </w:p>
+          <w:p>
+            <w:pPr>
+              <w:rPr>
+                <w:sz w:val="24"/>
+                <w:szCs w:val="24"/>
+              </w:rPr>
+            </w:pPr>
+            <w:r>
+              <w:rPr>
+                <w:b/>
+                <w:bCs/>
+                <w:sz w:val="24"/>
+                <w:szCs w:val="24"/>
+              </w:rPr>
+              <w:t>RESPONSE</w:t>
+            </w:r>
+            <w:r>
+              <w:rPr>
+                <w:sz w:val="24"/>
+                <w:szCs w:val="24"/>
+              </w:rPr>
+              <w:t>:</w:t>
             </w:r>
           </w:p>
           <w:p>
@@ -836,7 +973,155 @@
                 <w:szCs w:val="24"/>
               </w:rPr>
             </w:pPr>
-          </w:p>
+            <w:r>
+              <w:rPr>
+                <w:sz w:val="24"/>
+                <w:szCs w:val="24"/>
+              </w:rPr>
+              <w:t>Who are you referring to? If you share the person’s name or the document/context, I can answer accurately.</w:t>
+            </w:r>
+          </w:p>
+        </w:tc>
+      </w:tr>
+    </w:tbl>
+    <w:p>
+      <w:pPr>
+        <w:rPr>
+          <w:sz w:val="24"/>
+          <w:szCs w:val="24"/>
+        </w:rPr>
+      </w:pPr>
+    </w:p>
+    <w:p>
+      <w:pPr>
+        <w:rPr>
+          <w:sz w:val="24"/>
+          <w:szCs w:val="24"/>
+        </w:rPr>
+      </w:pPr>
+    </w:p>
+    <w:p>
+      <w:pPr>
+        <w:rPr>
+          <w:sz w:val="24"/>
+          <w:szCs w:val="24"/>
+        </w:rPr>
+      </w:pPr>
+    </w:p>
+    <w:p>
+      <w:pPr>
+        <w:rPr>
+          <w:sz w:val="24"/>
+          <w:szCs w:val="24"/>
+        </w:rPr>
+      </w:pPr>
+    </w:p>
+    <w:tbl>
+      <w:tblPr>
+        <w:tblW w:w="10080" w:type="dxa"/>
+        <w:jc w:val="center"/>
+        <w:tblLayout w:type="fixed"/>
+        <w:tblLook w:val="0400" w:firstRow="0" w:lastRow="0" w:firstColumn="0" w:lastColumn="0" w:noHBand="0" w:noVBand="1"/>
+      </w:tblPr>
+      <w:tblGrid>
+        <w:gridCol w:w="10080"/>
+      </w:tblGrid>
+      <w:tr>
+        <w:trPr>
+          <w:jc w:val="center"/>
+        </w:trPr>
+        <w:tc>
+          <w:tcPr>
+            <w:tcW w:w="10080" w:type="dxa"/>
+            <w:tcBorders>
+              <w:top w:val="single" w:sz="6" w:space="0" w:color="BFBFBF"/>
+              <w:left w:val="single" w:sz="6" w:space="0" w:color="BFBFBF"/>
+              <w:bottom w:val="single" w:sz="6" w:space="0" w:color="BFBFBF"/>
+              <w:right w:val="single" w:sz="6" w:space="0" w:color="BFBFBF"/>
+            </w:tcBorders>
+            <w:shd w:val="clear" w:color="auto" w:fill="F2F2F2"/>
+          </w:tcPr>
+          <w:p>
+            <w:pPr>
+              <w:rPr>
+                <w:b/>
+                <w:bCs/>
+                <w:sz w:val="24"/>
+                <w:szCs w:val="24"/>
+              </w:rPr>
+            </w:pPr>
+            <w:r>
+              <w:rPr>
+                <w:b/>
+                <w:bCs/>
+                <w:sz w:val="24"/>
+                <w:szCs w:val="24"/>
+              </w:rPr>
+              <w:lastRenderedPageBreak/>
+              <w:t xml:space="preserve">Prompt </w:t>
+            </w:r>
+            <w:r>
+              <w:rPr>
+                <w:b/>
+                <w:bCs/>
+                <w:sz w:val="24"/>
+                <w:szCs w:val="24"/>
+              </w:rPr>
+              <w:t>3</w:t>
+            </w:r>
+            <w:r>
+              <w:rPr>
+                <w:b/>
+                <w:bCs/>
+                <w:sz w:val="24"/>
+                <w:szCs w:val="24"/>
+              </w:rPr>
+              <w:t xml:space="preserve"> and Corresponding LLM Outputs</w:t>
+            </w:r>
+            <w:r>
+              <w:rPr>
+                <w:b/>
+                <w:bCs/>
+                <w:sz w:val="24"/>
+                <w:szCs w:val="24"/>
+              </w:rPr>
+              <w:t xml:space="preserve"> (Follow-up question)</w:t>
+            </w:r>
+            <w:r>
+              <w:rPr>
+                <w:b/>
+                <w:bCs/>
+                <w:sz w:val="24"/>
+                <w:szCs w:val="24"/>
+              </w:rPr>
+              <w:br/>
+            </w:r>
+            <w:r>
+              <w:rPr>
+                <w:b/>
+                <w:bCs/>
+                <w:sz w:val="24"/>
+                <w:szCs w:val="24"/>
+              </w:rPr>
+              <w:t>SCENARIO=wikipedia  MODEL=openai/gpt-5.4-mini</w:t>
+            </w:r>
+          </w:p>
+        </w:tc>
+      </w:tr>
+      <w:tr>
+        <w:trPr>
+          <w:jc w:val="center"/>
+        </w:trPr>
+        <w:tc>
+          <w:tcPr>
+            <w:tcW w:w="10080" w:type="dxa"/>
+            <w:tcBorders>
+              <w:top w:val="single" w:sz="6" w:space="0" w:color="BFBFBF"/>
+              <w:left w:val="single" w:sz="6" w:space="0" w:color="BFBFBF"/>
+              <w:bottom w:val="single" w:sz="6" w:space="0" w:color="BFBFBF"/>
+              <w:right w:val="single" w:sz="6" w:space="0" w:color="BFBFBF"/>
+            </w:tcBorders>
+          </w:tcPr>
           <w:p>
             <w:pPr>
               <w:spacing w:after="120"/>
@@ -845,6 +1130,22 @@
                 <w:szCs w:val="24"/>
               </w:rPr>
             </w:pPr>
+            <w:r>
+              <w:rPr>
+                <w:b/>
+                <w:bCs/>
+                <w:sz w:val="24"/>
+                <w:szCs w:val="24"/>
+              </w:rPr>
+              <w:t>PROMPT 6/9</w:t>
+            </w:r>
+            <w:r>
+              <w:rPr>
+                <w:sz w:val="24"/>
+                <w:szCs w:val="24"/>
+              </w:rPr>
+              <w:t>: Did he receive any gifts from his father when young?...</w:t>
+            </w:r>
           </w:p>
           <w:p>
             <w:pPr>
@@ -854,6 +1155,22 @@
                 <w:szCs w:val="24"/>
               </w:rPr>
             </w:pPr>
+            <w:r>
+              <w:rPr>
+                <w:b/>
+                <w:bCs/>
+                <w:sz w:val="24"/>
+                <w:szCs w:val="24"/>
+              </w:rPr>
+              <w:t>RESPONSE</w:t>
+            </w:r>
+            <w:r>
+              <w:rPr>
+                <w:sz w:val="24"/>
+                <w:szCs w:val="24"/>
+              </w:rPr>
+              <w:t>:</w:t>
+            </w:r>
           </w:p>
           <w:p>
             <w:pPr>
@@ -863,6 +1180,13 @@
                 <w:szCs w:val="24"/>
               </w:rPr>
             </w:pPr>
+            <w:r>
+              <w:rPr>
+                <w:sz w:val="24"/>
+                <w:szCs w:val="24"/>
+              </w:rPr>
+              <w:t>I’m not sure who “he” refers to or which document/story you mean.</w:t>
+            </w:r>
           </w:p>
           <w:p>
             <w:pPr>
@@ -872,6 +1196,13 @@
                 <w:szCs w:val="24"/>
               </w:rPr>
             </w:pPr>
+            <w:r>
+              <w:rPr>
+                <w:sz w:val="24"/>
+                <w:szCs w:val="24"/>
+              </w:rPr>
+              <w:t>If you share the relevant passage or tell me the person’s name, I can answer directly and quote the text.</w:t>
+            </w:r>
           </w:p>
         </w:tc>
       </w:tr>
@@ -1013,26 +1344,180 @@
                 <w:sz w:val="24"/>
                 <w:szCs w:val="24"/>
               </w:rPr>
-              <w:t>Response:</w:t>
+              <w:t>The LLM model shows the following limitations:</w:t>
             </w:r>
           </w:p>
           <w:p>
             <w:pPr>
               <w:spacing w:after="120"/>
               <w:rPr>
-                <w:sz w:val="24"/>
-                <w:szCs w:val="24"/>
-              </w:rPr>
-            </w:pPr>
+                <w:b/>
+                <w:bCs/>
+                <w:sz w:val="24"/>
+                <w:szCs w:val="24"/>
+              </w:rPr>
+            </w:pPr>
+            <w:r>
+              <w:rPr>
+                <w:b/>
+                <w:bCs/>
+                <w:sz w:val="24"/>
+                <w:szCs w:val="24"/>
+              </w:rPr>
+              <w:t xml:space="preserve">Missing </w:t>
+            </w:r>
+            <w:r>
+              <w:rPr>
+                <w:b/>
+                <w:bCs/>
+                <w:sz w:val="24"/>
+                <w:szCs w:val="24"/>
+              </w:rPr>
+              <w:t>I</w:t>
+            </w:r>
+            <w:r>
+              <w:rPr>
+                <w:b/>
+                <w:bCs/>
+                <w:sz w:val="24"/>
+                <w:szCs w:val="24"/>
+              </w:rPr>
+              <w:t>nformation</w:t>
+            </w:r>
+            <w:r>
+              <w:rPr>
+                <w:b/>
+                <w:bCs/>
+                <w:sz w:val="24"/>
+                <w:szCs w:val="24"/>
+              </w:rPr>
+              <w:t xml:space="preserve"> </w:t>
+            </w:r>
+            <w:r>
+              <w:rPr>
+                <w:b/>
+                <w:bCs/>
+                <w:sz w:val="24"/>
+                <w:szCs w:val="24"/>
+              </w:rPr>
+              <w:t>E</w:t>
+            </w:r>
+            <w:r>
+              <w:rPr>
+                <w:b/>
+                <w:bCs/>
+                <w:sz w:val="24"/>
+                <w:szCs w:val="24"/>
+              </w:rPr>
+              <w:t>xample</w:t>
+            </w:r>
+          </w:p>
+          <w:p>
+            <w:pPr>
+              <w:rPr>
+                <w:sz w:val="24"/>
+                <w:szCs w:val="24"/>
+              </w:rPr>
+            </w:pPr>
+            <w:r>
+              <w:rPr>
+                <w:b/>
+                <w:bCs/>
+                <w:sz w:val="24"/>
+                <w:szCs w:val="24"/>
+              </w:rPr>
+              <w:t>PROMPT 9/9</w:t>
+            </w:r>
+            <w:r>
+              <w:rPr>
+                <w:sz w:val="24"/>
+                <w:szCs w:val="24"/>
+              </w:rPr>
+              <w:t>: How many weapons are featured in the video game 'GoldenEye 007'?...</w:t>
+            </w:r>
+          </w:p>
+          <w:p>
+            <w:pPr>
+              <w:rPr>
+                <w:sz w:val="24"/>
+                <w:szCs w:val="24"/>
+              </w:rPr>
+            </w:pPr>
+            <w:r>
+              <w:rPr>
+                <w:b/>
+                <w:bCs/>
+                <w:sz w:val="24"/>
+                <w:szCs w:val="24"/>
+              </w:rPr>
+              <w:t>RESPONSE</w:t>
+            </w:r>
+            <w:r>
+              <w:rPr>
+                <w:sz w:val="24"/>
+                <w:szCs w:val="24"/>
+              </w:rPr>
+              <w:t>:</w:t>
+            </w:r>
+          </w:p>
+          <w:p>
+            <w:pPr>
+              <w:rPr>
+                <w:sz w:val="24"/>
+                <w:szCs w:val="24"/>
+              </w:rPr>
+            </w:pPr>
+            <w:r>
+              <w:rPr>
+                <w:sz w:val="24"/>
+                <w:szCs w:val="24"/>
+              </w:rPr>
+              <w:t>I’m not certain from the information I have here. If you mean the Nintendo 64 video game **GoldenEye 007**, it features a large arsenal, but I don’t have a reliable source in this context to give an exact weapon count without guessing.</w:t>
+            </w:r>
+          </w:p>
+          <w:p>
+            <w:pPr>
+              <w:rPr>
+                <w:sz w:val="24"/>
+                <w:szCs w:val="24"/>
+              </w:rPr>
+            </w:pPr>
+            <w:r>
+              <w:rPr>
+                <w:sz w:val="24"/>
+                <w:szCs w:val="24"/>
+              </w:rPr>
+              <w:t>If you want, I can help you find the exact number from a specific source or list the weapons included in the game.</w:t>
+            </w:r>
           </w:p>
           <w:p>
             <w:pPr>
               <w:spacing w:after="120"/>
               <w:rPr>
-                <w:sz w:val="24"/>
-                <w:szCs w:val="24"/>
-              </w:rPr>
-            </w:pPr>
+                <w:b/>
+                <w:bCs/>
+                <w:sz w:val="24"/>
+                <w:szCs w:val="24"/>
+              </w:rPr>
+            </w:pPr>
+            <w:r>
+              <w:rPr>
+                <w:b/>
+                <w:bCs/>
+                <w:sz w:val="24"/>
+                <w:szCs w:val="24"/>
+              </w:rPr>
+              <w:t>Knowledge Gaps</w:t>
+            </w:r>
+            <w:r>
+              <w:rPr>
+                <w:b/>
+                <w:bCs/>
+                <w:sz w:val="24"/>
+                <w:szCs w:val="24"/>
+              </w:rPr>
+              <w:t xml:space="preserve"> Example</w:t>
+            </w:r>
           </w:p>
           <w:p>
             <w:pPr>
@@ -1042,6 +1527,22 @@
                 <w:szCs w:val="24"/>
               </w:rPr>
             </w:pPr>
+            <w:r>
+              <w:rPr>
+                <w:b/>
+                <w:bCs/>
+                <w:sz w:val="24"/>
+                <w:szCs w:val="24"/>
+              </w:rPr>
+              <w:t>PROMPT 8/9</w:t>
+            </w:r>
+            <w:r>
+              <w:rPr>
+                <w:sz w:val="24"/>
+                <w:szCs w:val="24"/>
+              </w:rPr>
+              <w:t>: How is Ace Bailey related to it?...</w:t>
+            </w:r>
           </w:p>
           <w:p>
             <w:pPr>
@@ -1051,6 +1552,22 @@
                 <w:szCs w:val="24"/>
               </w:rPr>
             </w:pPr>
+            <w:r>
+              <w:rPr>
+                <w:b/>
+                <w:bCs/>
+                <w:sz w:val="24"/>
+                <w:szCs w:val="24"/>
+              </w:rPr>
+              <w:t>RESPONSE</w:t>
+            </w:r>
+            <w:r>
+              <w:rPr>
+                <w:sz w:val="24"/>
+                <w:szCs w:val="24"/>
+              </w:rPr>
+              <w:t>:</w:t>
+            </w:r>
           </w:p>
           <w:p>
             <w:pPr>
@@ -1060,10 +1577,18 @@
                 <w:szCs w:val="24"/>
               </w:rPr>
             </w:pPr>
+            <w:r>
+              <w:rPr>
+                <w:sz w:val="24"/>
+                <w:szCs w:val="24"/>
+              </w:rPr>
+              <w:t>I’m not sure what “it” refers to here. If you mean a specific document, event, team, or person, please point me to it and I can explain how Ace Bailey is related.</w:t>
+            </w:r>
           </w:p>
         </w:tc>
       </w:tr>
     </w:tbl>
+    <w:p/>
     <w:p/>
     <w:p>
       <w:pPr>
@@ -1210,60 +1735,234 @@
               </w:rPr>
               <w:t>Response:</w:t>
             </w:r>
-          </w:p>
-          <w:p>
-            <w:pPr>
-              <w:spacing w:after="120"/>
-              <w:rPr>
-                <w:sz w:val="24"/>
-                <w:szCs w:val="24"/>
-              </w:rPr>
-            </w:pPr>
-          </w:p>
-          <w:p>
-            <w:pPr>
-              <w:spacing w:after="120"/>
-              <w:rPr>
-                <w:sz w:val="24"/>
-                <w:szCs w:val="24"/>
-              </w:rPr>
-            </w:pPr>
-          </w:p>
-          <w:p>
-            <w:pPr>
-              <w:spacing w:after="120"/>
-              <w:rPr>
-                <w:sz w:val="24"/>
-                <w:szCs w:val="24"/>
-              </w:rPr>
-            </w:pPr>
-          </w:p>
-          <w:p>
-            <w:pPr>
-              <w:spacing w:after="120"/>
-              <w:rPr>
-                <w:sz w:val="24"/>
-                <w:szCs w:val="24"/>
-              </w:rPr>
-            </w:pPr>
-          </w:p>
-          <w:p>
-            <w:pPr>
-              <w:spacing w:after="120"/>
-              <w:rPr>
-                <w:sz w:val="24"/>
-                <w:szCs w:val="24"/>
-              </w:rPr>
-            </w:pPr>
-          </w:p>
-          <w:p>
-            <w:pPr>
-              <w:spacing w:after="120"/>
-              <w:rPr>
-                <w:sz w:val="24"/>
-                <w:szCs w:val="24"/>
-              </w:rPr>
-            </w:pPr>
+            <w:r>
+              <w:rPr>
+                <w:sz w:val="24"/>
+                <w:szCs w:val="24"/>
+              </w:rPr>
+              <w:t xml:space="preserve"> </w:t>
+            </w:r>
+          </w:p>
+          <w:p>
+            <w:pPr>
+              <w:pStyle w:val="ListParagraph"/>
+              <w:numPr>
+                <w:ilvl w:val="0"/>
+                <w:numId w:val="6"/>
+              </w:numPr>
+              <w:rPr>
+                <w:sz w:val="24"/>
+                <w:szCs w:val="24"/>
+              </w:rPr>
+            </w:pPr>
+            <w:r>
+              <w:rPr>
+                <w:b/>
+                <w:bCs/>
+                <w:sz w:val="24"/>
+                <w:szCs w:val="24"/>
+              </w:rPr>
+              <w:t>Pattern</w:t>
+            </w:r>
+            <w:r>
+              <w:rPr>
+                <w:sz w:val="24"/>
+                <w:szCs w:val="24"/>
+              </w:rPr>
+              <w:t xml:space="preserve">: </w:t>
+            </w:r>
+            <w:r>
+              <w:rPr>
+                <w:sz w:val="24"/>
+                <w:szCs w:val="24"/>
+              </w:rPr>
+              <w:t>The model l</w:t>
+            </w:r>
+            <w:r>
+              <w:rPr>
+                <w:sz w:val="24"/>
+                <w:szCs w:val="24"/>
+              </w:rPr>
+              <w:t>os</w:t>
+            </w:r>
+            <w:r>
+              <w:rPr>
+                <w:sz w:val="24"/>
+                <w:szCs w:val="24"/>
+              </w:rPr>
+              <w:t>es the context of a series of</w:t>
+            </w:r>
+            <w:r>
+              <w:rPr>
+                <w:sz w:val="24"/>
+                <w:szCs w:val="24"/>
+              </w:rPr>
+              <w:t xml:space="preserve"> question</w:t>
+            </w:r>
+            <w:r>
+              <w:rPr>
+                <w:sz w:val="24"/>
+                <w:szCs w:val="24"/>
+              </w:rPr>
+              <w:t>s</w:t>
+            </w:r>
+            <w:r>
+              <w:rPr>
+                <w:sz w:val="24"/>
+                <w:szCs w:val="24"/>
+              </w:rPr>
+              <w:t xml:space="preserve">: When I ask </w:t>
+            </w:r>
+            <w:r>
+              <w:rPr>
+                <w:sz w:val="24"/>
+                <w:szCs w:val="24"/>
+              </w:rPr>
+              <w:t>a</w:t>
+            </w:r>
+            <w:r>
+              <w:rPr>
+                <w:sz w:val="24"/>
+                <w:szCs w:val="24"/>
+              </w:rPr>
+              <w:t xml:space="preserve"> follow</w:t>
+            </w:r>
+            <w:r>
+              <w:rPr>
+                <w:sz w:val="24"/>
+                <w:szCs w:val="24"/>
+              </w:rPr>
+              <w:t xml:space="preserve"> up question</w:t>
+            </w:r>
+            <w:r>
+              <w:rPr>
+                <w:sz w:val="24"/>
+                <w:szCs w:val="24"/>
+              </w:rPr>
+              <w:t xml:space="preserve"> that includes</w:t>
+            </w:r>
+            <w:r>
+              <w:rPr>
+                <w:sz w:val="24"/>
+                <w:szCs w:val="24"/>
+              </w:rPr>
+              <w:t xml:space="preserve"> </w:t>
+            </w:r>
+            <w:r>
+              <w:rPr>
+                <w:i/>
+                <w:iCs/>
+                <w:sz w:val="24"/>
+                <w:szCs w:val="24"/>
+              </w:rPr>
+              <w:t>pronouns</w:t>
+            </w:r>
+            <w:r>
+              <w:rPr>
+                <w:sz w:val="24"/>
+                <w:szCs w:val="24"/>
+              </w:rPr>
+              <w:t xml:space="preserve"> </w:t>
+            </w:r>
+            <w:r>
+              <w:rPr>
+                <w:sz w:val="24"/>
+                <w:szCs w:val="24"/>
+              </w:rPr>
+              <w:t>such as “he” or “it”</w:t>
+            </w:r>
+            <w:r>
+              <w:rPr>
+                <w:sz w:val="24"/>
+                <w:szCs w:val="24"/>
+              </w:rPr>
+              <w:t xml:space="preserve"> the model loses the “context” of the conversation</w:t>
+            </w:r>
+            <w:r>
+              <w:rPr>
+                <w:sz w:val="24"/>
+                <w:szCs w:val="24"/>
+              </w:rPr>
+              <w:t xml:space="preserve"> and does not provide an answer.</w:t>
+            </w:r>
+          </w:p>
+          <w:p>
+            <w:pPr>
+              <w:pStyle w:val="ListParagraph"/>
+              <w:numPr>
+                <w:ilvl w:val="0"/>
+                <w:numId w:val="6"/>
+              </w:numPr>
+              <w:rPr>
+                <w:sz w:val="24"/>
+                <w:szCs w:val="24"/>
+              </w:rPr>
+            </w:pPr>
+            <w:r>
+              <w:rPr>
+                <w:b/>
+                <w:bCs/>
+                <w:sz w:val="24"/>
+                <w:szCs w:val="24"/>
+              </w:rPr>
+              <w:t>Trend</w:t>
+            </w:r>
+            <w:r>
+              <w:rPr>
+                <w:sz w:val="24"/>
+                <w:szCs w:val="24"/>
+              </w:rPr>
+              <w:t xml:space="preserve">: </w:t>
+            </w:r>
+            <w:r>
+              <w:rPr>
+                <w:sz w:val="24"/>
+                <w:szCs w:val="24"/>
+              </w:rPr>
+              <w:t>The m</w:t>
+            </w:r>
+            <w:r>
+              <w:rPr>
+                <w:sz w:val="24"/>
+                <w:szCs w:val="24"/>
+              </w:rPr>
+              <w:t xml:space="preserve">odel </w:t>
+            </w:r>
+            <w:r>
+              <w:rPr>
+                <w:sz w:val="24"/>
+                <w:szCs w:val="24"/>
+              </w:rPr>
+              <w:t>tends to ask f</w:t>
+            </w:r>
+            <w:r>
+              <w:rPr>
+                <w:sz w:val="24"/>
+                <w:szCs w:val="24"/>
+              </w:rPr>
+              <w:t xml:space="preserve">or additional documents </w:t>
+            </w:r>
+            <w:r>
+              <w:rPr>
+                <w:sz w:val="24"/>
+                <w:szCs w:val="24"/>
+              </w:rPr>
+              <w:t>or clarification when it cannot provide a meaningful/complete answer.</w:t>
+            </w:r>
+            <w:r>
+              <w:rPr>
+                <w:sz w:val="24"/>
+                <w:szCs w:val="24"/>
+              </w:rPr>
+              <w:t xml:space="preserve"> </w:t>
+            </w:r>
+            <w:r>
+              <w:rPr>
+                <w:sz w:val="24"/>
+                <w:szCs w:val="24"/>
+              </w:rPr>
+              <w:t xml:space="preserve">   </w:t>
+            </w:r>
           </w:p>
         </w:tc>
       </w:tr>
@@ -1273,12 +1972,26 @@
         <w:pStyle w:val="Heading1"/>
       </w:pPr>
     </w:p>
+    <w:p/>
+    <w:p/>
+    <w:p/>
+    <w:p/>
+    <w:p/>
+    <w:p/>
+    <w:p/>
+    <w:p/>
+    <w:p/>
+    <w:p/>
+    <w:p/>
+    <w:p/>
+    <w:p/>
     <w:p>
       <w:pPr>
         <w:pStyle w:val="Heading1"/>
         <w:spacing w:after="0"/>
       </w:pPr>
       <w:r>
+        <w:lastRenderedPageBreak/>
         <w:t xml:space="preserve">5. </w:t>
       </w:r>
       <w:r>
@@ -1393,27 +2106,700 @@
           </w:tcPr>
           <w:p>
             <w:pPr>
-              <w:rPr>
-                <w:sz w:val="24"/>
-                <w:szCs w:val="24"/>
-              </w:rPr>
-            </w:pPr>
-            <w:r>
-              <w:rPr>
-                <w:sz w:val="24"/>
-                <w:szCs w:val="24"/>
-              </w:rPr>
-              <w:t>Response:</w:t>
-            </w:r>
-          </w:p>
-          <w:p>
-            <w:pPr>
               <w:spacing w:after="120"/>
               <w:rPr>
                 <w:sz w:val="24"/>
                 <w:szCs w:val="24"/>
               </w:rPr>
             </w:pPr>
+            <w:r>
+              <w:rPr>
+                <w:sz w:val="24"/>
+                <w:szCs w:val="24"/>
+              </w:rPr>
+              <w:t xml:space="preserve">Retrieval-augmented generation (RAG) would be needed in this scenario because the LLM has difficulty answering questions when </w:t>
+            </w:r>
+            <w:r>
+              <w:rPr>
+                <w:sz w:val="24"/>
+                <w:szCs w:val="24"/>
+                <w:u w:val="single"/>
+              </w:rPr>
+              <w:t xml:space="preserve">information is missing </w:t>
+            </w:r>
+            <w:r>
+              <w:rPr>
+                <w:sz w:val="24"/>
+                <w:szCs w:val="24"/>
+              </w:rPr>
+              <w:t xml:space="preserve">from its context and when follow-up questions depend on previously retrieved information. The </w:t>
+            </w:r>
+            <w:r>
+              <w:rPr>
+                <w:sz w:val="24"/>
+                <w:szCs w:val="24"/>
+              </w:rPr>
+              <w:t>outputs</w:t>
+            </w:r>
+            <w:r>
+              <w:rPr>
+                <w:sz w:val="24"/>
+                <w:szCs w:val="24"/>
+              </w:rPr>
+              <w:t xml:space="preserve"> shows that the model may acknowledge when it lacks reliable information and request additional sources, while also </w:t>
+            </w:r>
+            <w:r>
+              <w:rPr>
+                <w:sz w:val="24"/>
+                <w:szCs w:val="24"/>
+                <w:u w:val="single"/>
+              </w:rPr>
+              <w:t xml:space="preserve">struggling </w:t>
+            </w:r>
+            <w:r>
+              <w:rPr>
+                <w:sz w:val="24"/>
+                <w:szCs w:val="24"/>
+              </w:rPr>
+              <w:t xml:space="preserve">to resolve pronouns such as “he” or “it” in follow-up questions. RAG can address these limitations by retrieving relevant information from a </w:t>
+            </w:r>
+            <w:r>
+              <w:rPr>
+                <w:b/>
+                <w:bCs/>
+                <w:sz w:val="24"/>
+                <w:szCs w:val="24"/>
+              </w:rPr>
+              <w:t>trusted knowledge source</w:t>
+            </w:r>
+            <w:r>
+              <w:rPr>
+                <w:sz w:val="24"/>
+                <w:szCs w:val="24"/>
+              </w:rPr>
+              <w:t xml:space="preserve"> and providing that context to the LLM before generating a response, enabling more accurate, grounded answers and better continuity across related questions.</w:t>
+            </w:r>
+          </w:p>
+          <w:p>
+            <w:pPr>
+              <w:spacing w:after="120"/>
+              <w:rPr>
+                <w:sz w:val="24"/>
+                <w:szCs w:val="24"/>
+              </w:rPr>
+            </w:pPr>
+          </w:p>
+          <w:p>
+            <w:pPr>
+              <w:spacing w:after="120"/>
+              <w:rPr>
+                <w:sz w:val="24"/>
+                <w:szCs w:val="24"/>
+              </w:rPr>
+            </w:pPr>
+            <w:r>
+              <w:rPr>
+                <w:sz w:val="24"/>
+                <w:szCs w:val="24"/>
+              </w:rPr>
+              <w:t>Evidence Output</w:t>
+            </w:r>
+          </w:p>
+          <w:p>
+            <w:pPr>
+              <w:spacing w:after="120"/>
+              <w:rPr>
+                <w:sz w:val="24"/>
+                <w:szCs w:val="24"/>
+              </w:rPr>
+            </w:pPr>
+            <w:r>
+              <w:rPr>
+                <w:sz w:val="24"/>
+                <w:szCs w:val="24"/>
+              </w:rPr>
+              <w:t>SCENARIO=wikipedia  MODEL=openai/gpt-5.4-mini</w:t>
+            </w:r>
+          </w:p>
+          <w:p>
+            <w:pPr>
+              <w:spacing w:after="120"/>
+              <w:rPr>
+                <w:sz w:val="24"/>
+                <w:szCs w:val="24"/>
+              </w:rPr>
+            </w:pPr>
+            <w:r>
+              <w:rPr>
+                <w:sz w:val="24"/>
+                <w:szCs w:val="24"/>
+              </w:rPr>
+              <w:t>========================================================================</w:t>
+            </w:r>
+          </w:p>
+          <w:p>
+            <w:pPr>
+              <w:spacing w:after="120"/>
+              <w:rPr>
+                <w:sz w:val="24"/>
+                <w:szCs w:val="24"/>
+              </w:rPr>
+            </w:pPr>
+            <w:r>
+              <w:rPr>
+                <w:sz w:val="24"/>
+                <w:szCs w:val="24"/>
+              </w:rPr>
+              <w:t>PROMPT 4/9: Who was Albert Einstein?...</w:t>
+            </w:r>
+          </w:p>
+          <w:p>
+            <w:pPr>
+              <w:spacing w:after="120"/>
+              <w:rPr>
+                <w:sz w:val="24"/>
+                <w:szCs w:val="24"/>
+              </w:rPr>
+            </w:pPr>
+            <w:r>
+              <w:rPr>
+                <w:sz w:val="24"/>
+                <w:szCs w:val="24"/>
+              </w:rPr>
+              <w:t>RESPONSE:</w:t>
+            </w:r>
+          </w:p>
+          <w:p>
+            <w:pPr>
+              <w:spacing w:after="120"/>
+              <w:rPr>
+                <w:sz w:val="24"/>
+                <w:szCs w:val="24"/>
+              </w:rPr>
+            </w:pPr>
+            <w:r>
+              <w:rPr>
+                <w:sz w:val="24"/>
+                <w:szCs w:val="24"/>
+              </w:rPr>
+              <w:t>Albert Einstein was a theoretical physicist best known for developing the theory of relativity, including the famous equation \(E = mc^2\), which shows the relationship between mass and energy.</w:t>
+            </w:r>
+          </w:p>
+          <w:p>
+            <w:pPr>
+              <w:spacing w:after="120"/>
+              <w:rPr>
+                <w:sz w:val="24"/>
+                <w:szCs w:val="24"/>
+              </w:rPr>
+            </w:pPr>
+            <w:r>
+              <w:rPr>
+                <w:sz w:val="24"/>
+                <w:szCs w:val="24"/>
+              </w:rPr>
+              <w:t>He was born in 1879 in Ulm, in what is now Germany, and later became one of the most influential scientists in history. His work helped reshape modern physics, especially our understanding of space, time, gravity, and light.</w:t>
+            </w:r>
+          </w:p>
+          <w:p>
+            <w:pPr>
+              <w:spacing w:after="120"/>
+              <w:rPr>
+                <w:sz w:val="24"/>
+                <w:szCs w:val="24"/>
+              </w:rPr>
+            </w:pPr>
+            <w:r>
+              <w:rPr>
+                <w:sz w:val="24"/>
+                <w:szCs w:val="24"/>
+              </w:rPr>
+              <w:t>Einstein also won the 1921 Nobel Prize in Physics, not for relativity, but for his explanation of the photoelectric effect.</w:t>
+            </w:r>
+          </w:p>
+          <w:p>
+            <w:pPr>
+              <w:spacing w:after="120"/>
+              <w:rPr>
+                <w:sz w:val="24"/>
+                <w:szCs w:val="24"/>
+              </w:rPr>
+            </w:pPr>
+            <w:r>
+              <w:rPr>
+                <w:sz w:val="24"/>
+                <w:szCs w:val="24"/>
+              </w:rPr>
+              <w:t>========================================================================</w:t>
+            </w:r>
+          </w:p>
+          <w:p>
+            <w:pPr>
+              <w:spacing w:after="120"/>
+              <w:rPr>
+                <w:sz w:val="24"/>
+                <w:szCs w:val="24"/>
+              </w:rPr>
+            </w:pPr>
+          </w:p>
+          <w:p>
+            <w:pPr>
+              <w:spacing w:after="120"/>
+              <w:rPr>
+                <w:sz w:val="24"/>
+                <w:szCs w:val="24"/>
+              </w:rPr>
+            </w:pPr>
+            <w:r>
+              <w:rPr>
+                <w:sz w:val="24"/>
+                <w:szCs w:val="24"/>
+              </w:rPr>
+              <w:t>========================================================================</w:t>
+            </w:r>
+          </w:p>
+          <w:p>
+            <w:pPr>
+              <w:spacing w:after="120"/>
+              <w:rPr>
+                <w:sz w:val="24"/>
+                <w:szCs w:val="24"/>
+              </w:rPr>
+            </w:pPr>
+            <w:r>
+              <w:rPr>
+                <w:sz w:val="24"/>
+                <w:szCs w:val="24"/>
+              </w:rPr>
+              <w:t>PROMPT 5/9: What he was especially notable for?...</w:t>
+            </w:r>
+          </w:p>
+          <w:p>
+            <w:pPr>
+              <w:spacing w:after="120"/>
+              <w:rPr>
+                <w:sz w:val="24"/>
+                <w:szCs w:val="24"/>
+              </w:rPr>
+            </w:pPr>
+            <w:r>
+              <w:rPr>
+                <w:sz w:val="24"/>
+                <w:szCs w:val="24"/>
+              </w:rPr>
+              <w:lastRenderedPageBreak/>
+              <w:t>RESPONSE:</w:t>
+            </w:r>
+          </w:p>
+          <w:p>
+            <w:pPr>
+              <w:spacing w:after="120"/>
+              <w:rPr>
+                <w:sz w:val="24"/>
+                <w:szCs w:val="24"/>
+              </w:rPr>
+            </w:pPr>
+            <w:r>
+              <w:rPr>
+                <w:sz w:val="24"/>
+                <w:szCs w:val="24"/>
+              </w:rPr>
+              <w:t>Who are you referring to? If you share the person’s name or the document/context, I can answer accurately.</w:t>
+            </w:r>
+          </w:p>
+          <w:p>
+            <w:pPr>
+              <w:spacing w:after="120"/>
+              <w:rPr>
+                <w:sz w:val="24"/>
+                <w:szCs w:val="24"/>
+              </w:rPr>
+            </w:pPr>
+            <w:r>
+              <w:rPr>
+                <w:sz w:val="24"/>
+                <w:szCs w:val="24"/>
+              </w:rPr>
+              <w:t>========================================================================</w:t>
+            </w:r>
+          </w:p>
+          <w:p>
+            <w:pPr>
+              <w:spacing w:after="120"/>
+              <w:rPr>
+                <w:sz w:val="24"/>
+                <w:szCs w:val="24"/>
+              </w:rPr>
+            </w:pPr>
+            <w:r>
+              <w:rPr>
+                <w:sz w:val="24"/>
+                <w:szCs w:val="24"/>
+              </w:rPr>
+              <w:t>PROMPT 6/9: Did he receive any gifts from his father when young?...</w:t>
+            </w:r>
+          </w:p>
+          <w:p>
+            <w:pPr>
+              <w:spacing w:after="120"/>
+              <w:rPr>
+                <w:sz w:val="24"/>
+                <w:szCs w:val="24"/>
+              </w:rPr>
+            </w:pPr>
+            <w:r>
+              <w:rPr>
+                <w:sz w:val="24"/>
+                <w:szCs w:val="24"/>
+              </w:rPr>
+              <w:t>RESPONSE:</w:t>
+            </w:r>
+          </w:p>
+          <w:p>
+            <w:pPr>
+              <w:spacing w:after="120"/>
+              <w:rPr>
+                <w:sz w:val="24"/>
+                <w:szCs w:val="24"/>
+              </w:rPr>
+            </w:pPr>
+            <w:r>
+              <w:rPr>
+                <w:sz w:val="24"/>
+                <w:szCs w:val="24"/>
+              </w:rPr>
+              <w:t>I’m not sure who “he” refers to or which document/story you mean.</w:t>
+            </w:r>
+          </w:p>
+          <w:p>
+            <w:pPr>
+              <w:spacing w:after="120"/>
+              <w:rPr>
+                <w:sz w:val="24"/>
+                <w:szCs w:val="24"/>
+              </w:rPr>
+            </w:pPr>
+            <w:r>
+              <w:rPr>
+                <w:sz w:val="24"/>
+                <w:szCs w:val="24"/>
+              </w:rPr>
+              <w:t>If you share the relevant passage or tell me the person’s name, I can answer directly and quote the text.</w:t>
+            </w:r>
+          </w:p>
+          <w:p>
+            <w:pPr>
+              <w:spacing w:after="120"/>
+              <w:rPr>
+                <w:sz w:val="24"/>
+                <w:szCs w:val="24"/>
+              </w:rPr>
+            </w:pPr>
+            <w:r>
+              <w:rPr>
+                <w:sz w:val="24"/>
+                <w:szCs w:val="24"/>
+              </w:rPr>
+              <w:t>========================================================================</w:t>
+            </w:r>
+          </w:p>
+          <w:p>
+            <w:pPr>
+              <w:spacing w:after="120"/>
+              <w:rPr>
+                <w:sz w:val="24"/>
+                <w:szCs w:val="24"/>
+              </w:rPr>
+            </w:pPr>
+            <w:r>
+              <w:rPr>
+                <w:sz w:val="24"/>
+                <w:szCs w:val="24"/>
+              </w:rPr>
+              <w:t>PROMPT 7/9: What is Toronto Maple Leafs...</w:t>
+            </w:r>
+          </w:p>
+          <w:p>
+            <w:pPr>
+              <w:spacing w:after="120"/>
+              <w:rPr>
+                <w:sz w:val="24"/>
+                <w:szCs w:val="24"/>
+              </w:rPr>
+            </w:pPr>
+            <w:r>
+              <w:rPr>
+                <w:sz w:val="24"/>
+                <w:szCs w:val="24"/>
+              </w:rPr>
+              <w:t>RESPONSE:</w:t>
+            </w:r>
+          </w:p>
+          <w:p>
+            <w:pPr>
+              <w:spacing w:after="120"/>
+              <w:rPr>
+                <w:sz w:val="24"/>
+                <w:szCs w:val="24"/>
+              </w:rPr>
+            </w:pPr>
+            <w:r>
+              <w:rPr>
+                <w:sz w:val="24"/>
+                <w:szCs w:val="24"/>
+              </w:rPr>
+              <w:t>The **Toronto Maple Leafs** are a professional **ice hockey team** based in **Toronto, Ontario, Canada**. They play in the **National Hockey League (NHL)** and are one of the league’s “Original Six” teams.</w:t>
+            </w:r>
+          </w:p>
+          <w:p>
+            <w:pPr>
+              <w:spacing w:after="120"/>
+              <w:rPr>
+                <w:sz w:val="24"/>
+                <w:szCs w:val="24"/>
+              </w:rPr>
+            </w:pPr>
+            <w:r>
+              <w:rPr>
+                <w:sz w:val="24"/>
+                <w:szCs w:val="24"/>
+              </w:rPr>
+              <w:t>If you want, I can also give you:</w:t>
+            </w:r>
+          </w:p>
+          <w:p>
+            <w:pPr>
+              <w:spacing w:after="120"/>
+              <w:rPr>
+                <w:sz w:val="24"/>
+                <w:szCs w:val="24"/>
+              </w:rPr>
+            </w:pPr>
+            <w:r>
+              <w:rPr>
+                <w:sz w:val="24"/>
+                <w:szCs w:val="24"/>
+              </w:rPr>
+              <w:t>- a short history of the team,</w:t>
+            </w:r>
+          </w:p>
+          <w:p>
+            <w:pPr>
+              <w:spacing w:after="120"/>
+              <w:rPr>
+                <w:sz w:val="24"/>
+                <w:szCs w:val="24"/>
+              </w:rPr>
+            </w:pPr>
+            <w:r>
+              <w:rPr>
+                <w:sz w:val="24"/>
+                <w:szCs w:val="24"/>
+              </w:rPr>
+              <w:t>- their current roster,</w:t>
+            </w:r>
+          </w:p>
+          <w:p>
+            <w:pPr>
+              <w:spacing w:after="120"/>
+              <w:rPr>
+                <w:sz w:val="24"/>
+                <w:szCs w:val="24"/>
+              </w:rPr>
+            </w:pPr>
+            <w:r>
+              <w:rPr>
+                <w:sz w:val="24"/>
+                <w:szCs w:val="24"/>
+              </w:rPr>
+              <w:t>- or explain why they’re called the Maple Leafs.</w:t>
+            </w:r>
+          </w:p>
+          <w:p>
+            <w:pPr>
+              <w:spacing w:after="120"/>
+              <w:rPr>
+                <w:sz w:val="24"/>
+                <w:szCs w:val="24"/>
+              </w:rPr>
+            </w:pPr>
+            <w:r>
+              <w:rPr>
+                <w:sz w:val="24"/>
+                <w:szCs w:val="24"/>
+              </w:rPr>
+              <w:t>========================================================================</w:t>
+            </w:r>
+          </w:p>
+          <w:p>
+            <w:pPr>
+              <w:spacing w:after="120"/>
+              <w:rPr>
+                <w:sz w:val="24"/>
+                <w:szCs w:val="24"/>
+              </w:rPr>
+            </w:pPr>
+            <w:r>
+              <w:rPr>
+                <w:sz w:val="24"/>
+                <w:szCs w:val="24"/>
+              </w:rPr>
+              <w:t>PROMPT 8/9: How is Ace Bailey related to it?...</w:t>
+            </w:r>
+          </w:p>
+          <w:p>
+            <w:pPr>
+              <w:spacing w:after="120"/>
+              <w:rPr>
+                <w:sz w:val="24"/>
+                <w:szCs w:val="24"/>
+              </w:rPr>
+            </w:pPr>
+            <w:r>
+              <w:rPr>
+                <w:sz w:val="24"/>
+                <w:szCs w:val="24"/>
+              </w:rPr>
+              <w:t>RESPONSE:</w:t>
+            </w:r>
+          </w:p>
+          <w:p>
+            <w:pPr>
+              <w:spacing w:after="120"/>
+              <w:rPr>
+                <w:sz w:val="24"/>
+                <w:szCs w:val="24"/>
+              </w:rPr>
+            </w:pPr>
+            <w:r>
+              <w:rPr>
+                <w:sz w:val="24"/>
+                <w:szCs w:val="24"/>
+              </w:rPr>
+              <w:t>I’m not sure what “it” refers to here. If you mean a specific document, event, team, or person, please point me to it and I can explain how Ace Bailey is related.</w:t>
+            </w:r>
+          </w:p>
+          <w:p>
+            <w:pPr>
+              <w:spacing w:after="120"/>
+              <w:rPr>
+                <w:sz w:val="24"/>
+                <w:szCs w:val="24"/>
+              </w:rPr>
+            </w:pPr>
+            <w:r>
+              <w:rPr>
+                <w:sz w:val="24"/>
+                <w:szCs w:val="24"/>
+              </w:rPr>
+              <w:t>========================================================================</w:t>
+            </w:r>
+          </w:p>
+          <w:p>
+            <w:pPr>
+              <w:spacing w:after="120"/>
+              <w:rPr>
+                <w:sz w:val="24"/>
+                <w:szCs w:val="24"/>
+              </w:rPr>
+            </w:pPr>
+          </w:p>
+          <w:p>
+            <w:pPr>
+              <w:spacing w:after="120"/>
+              <w:rPr>
+                <w:sz w:val="24"/>
+                <w:szCs w:val="24"/>
+              </w:rPr>
+            </w:pPr>
+            <w:r>
+              <w:rPr>
+                <w:sz w:val="24"/>
+                <w:szCs w:val="24"/>
+              </w:rPr>
+              <w:t>========================================================================</w:t>
+            </w:r>
+          </w:p>
+          <w:p>
+            <w:pPr>
+              <w:spacing w:after="120"/>
+              <w:rPr>
+                <w:sz w:val="24"/>
+                <w:szCs w:val="24"/>
+              </w:rPr>
+            </w:pPr>
+            <w:r>
+              <w:rPr>
+                <w:sz w:val="24"/>
+                <w:szCs w:val="24"/>
+              </w:rPr>
+              <w:t>PROMPT 9/9: How many weapons are featured in the video game 'GoldenEye 007'?...</w:t>
+            </w:r>
+          </w:p>
+          <w:p>
+            <w:pPr>
+              <w:spacing w:after="120"/>
+              <w:rPr>
+                <w:sz w:val="24"/>
+                <w:szCs w:val="24"/>
+              </w:rPr>
+            </w:pPr>
+            <w:r>
+              <w:rPr>
+                <w:sz w:val="24"/>
+                <w:szCs w:val="24"/>
+              </w:rPr>
+              <w:lastRenderedPageBreak/>
+              <w:t>RESPONSE:</w:t>
+            </w:r>
+          </w:p>
+          <w:p>
+            <w:pPr>
+              <w:spacing w:after="120"/>
+              <w:rPr>
+                <w:sz w:val="24"/>
+                <w:szCs w:val="24"/>
+              </w:rPr>
+            </w:pPr>
+            <w:r>
+              <w:rPr>
+                <w:sz w:val="24"/>
+                <w:szCs w:val="24"/>
+              </w:rPr>
+              <w:t>I’m not certain from the information I have here. If you mean the Nintendo 64 video game **GoldenEye 007**, it features a large arsenal, but I don’t have a reliable source in this context to give an exact weapon count without guessing.</w:t>
+            </w:r>
+          </w:p>
+          <w:p>
+            <w:pPr>
+              <w:spacing w:after="120"/>
+              <w:rPr>
+                <w:sz w:val="24"/>
+                <w:szCs w:val="24"/>
+              </w:rPr>
+            </w:pPr>
+            <w:r>
+              <w:rPr>
+                <w:sz w:val="24"/>
+                <w:szCs w:val="24"/>
+              </w:rPr>
+              <w:t>If you want, I can help you find the exact number from a specific source or list the weapons included in the game.</w:t>
+            </w:r>
+          </w:p>
+          <w:p>
+            <w:pPr>
+              <w:spacing w:after="120"/>
+              <w:rPr>
+                <w:sz w:val="24"/>
+                <w:szCs w:val="24"/>
+              </w:rPr>
+            </w:pPr>
+            <w:r>
+              <w:rPr>
+                <w:sz w:val="24"/>
+                <w:szCs w:val="24"/>
+              </w:rPr>
+              <w:t>========================================================================</w:t>
+            </w:r>
           </w:p>
           <w:p>
             <w:pPr>
@@ -1548,27 +2934,7 @@
                 <w:sz w:val="24"/>
                 <w:szCs w:val="24"/>
               </w:rPr>
-              <w:t xml:space="preserve">Information that </w:t>
-            </w:r>
-            <w:proofErr w:type="gramStart"/>
-            <w:r>
-              <w:rPr>
-                <w:b/>
-                <w:bCs/>
-                <w:sz w:val="24"/>
-                <w:szCs w:val="24"/>
-              </w:rPr>
-              <w:t>would need</w:t>
-            </w:r>
-            <w:proofErr w:type="gramEnd"/>
-            <w:r>
-              <w:rPr>
-                <w:b/>
-                <w:bCs/>
-                <w:sz w:val="24"/>
-                <w:szCs w:val="24"/>
-              </w:rPr>
-              <w:t xml:space="preserve"> to be retrieved</w:t>
+              <w:t>Information that would need to be retrieved</w:t>
             </w:r>
           </w:p>
         </w:tc>
@@ -1610,42 +2976,106 @@
                 <w:szCs w:val="24"/>
               </w:rPr>
             </w:pPr>
-          </w:p>
-          <w:p>
-            <w:pPr>
-              <w:spacing w:after="120"/>
-              <w:rPr>
-                <w:sz w:val="24"/>
-                <w:szCs w:val="24"/>
-              </w:rPr>
-            </w:pPr>
-          </w:p>
-          <w:p>
-            <w:pPr>
-              <w:spacing w:after="120"/>
-              <w:rPr>
-                <w:sz w:val="24"/>
-                <w:szCs w:val="24"/>
-              </w:rPr>
-            </w:pPr>
-          </w:p>
-          <w:p>
-            <w:pPr>
-              <w:spacing w:after="120"/>
-              <w:rPr>
-                <w:sz w:val="24"/>
-                <w:szCs w:val="24"/>
-              </w:rPr>
-            </w:pPr>
-          </w:p>
-          <w:p>
-            <w:pPr>
-              <w:spacing w:after="120"/>
-              <w:rPr>
-                <w:sz w:val="24"/>
-                <w:szCs w:val="24"/>
-              </w:rPr>
-            </w:pPr>
+            <w:r>
+              <w:rPr>
+                <w:sz w:val="24"/>
+                <w:szCs w:val="24"/>
+              </w:rPr>
+              <w:t xml:space="preserve">The system should retrieve </w:t>
+            </w:r>
+            <w:r>
+              <w:rPr>
+                <w:sz w:val="24"/>
+                <w:szCs w:val="24"/>
+                <w:u w:val="single"/>
+              </w:rPr>
+              <w:t>relevant facts</w:t>
+            </w:r>
+            <w:r>
+              <w:rPr>
+                <w:sz w:val="24"/>
+                <w:szCs w:val="24"/>
+              </w:rPr>
+              <w:t xml:space="preserve">, </w:t>
+            </w:r>
+            <w:r>
+              <w:rPr>
+                <w:sz w:val="24"/>
+                <w:szCs w:val="24"/>
+                <w:u w:val="single"/>
+              </w:rPr>
+              <w:t>authoritative sources</w:t>
+            </w:r>
+            <w:r>
+              <w:rPr>
+                <w:sz w:val="24"/>
+                <w:szCs w:val="24"/>
+              </w:rPr>
+              <w:t xml:space="preserve"> (i.e. Trusted reference source),</w:t>
+            </w:r>
+            <w:r>
+              <w:rPr>
+                <w:sz w:val="24"/>
+                <w:szCs w:val="24"/>
+              </w:rPr>
+              <w:t xml:space="preserve"> and </w:t>
+            </w:r>
+            <w:r>
+              <w:rPr>
+                <w:sz w:val="24"/>
+                <w:szCs w:val="24"/>
+              </w:rPr>
+              <w:t xml:space="preserve">rely on </w:t>
+            </w:r>
+            <w:r>
+              <w:rPr>
+                <w:sz w:val="24"/>
+                <w:szCs w:val="24"/>
+              </w:rPr>
+              <w:t xml:space="preserve">conversational context </w:t>
+            </w:r>
+            <w:r>
+              <w:rPr>
+                <w:sz w:val="24"/>
+                <w:szCs w:val="24"/>
+              </w:rPr>
+              <w:t>(remembering</w:t>
+            </w:r>
+            <w:r>
+              <w:rPr>
+                <w:sz w:val="24"/>
+                <w:szCs w:val="24"/>
+              </w:rPr>
+              <w:t xml:space="preserve"> its history</w:t>
+            </w:r>
+            <w:r>
+              <w:rPr>
+                <w:sz w:val="24"/>
+                <w:szCs w:val="24"/>
+              </w:rPr>
+              <w:t xml:space="preserve">) </w:t>
+            </w:r>
+            <w:r>
+              <w:rPr>
+                <w:sz w:val="24"/>
+                <w:szCs w:val="24"/>
+              </w:rPr>
+              <w:t>to fill knowledge gaps, resolve references, and provide grounded, reliable answers</w:t>
+            </w:r>
+            <w:r>
+              <w:rPr>
+                <w:sz w:val="24"/>
+                <w:szCs w:val="24"/>
+              </w:rPr>
+              <w:t>.</w:t>
+            </w:r>
+            <w:r>
+              <w:rPr>
+                <w:sz w:val="24"/>
+                <w:szCs w:val="24"/>
+              </w:rPr>
+              <w:t xml:space="preserve"> </w:t>
+            </w:r>
           </w:p>
         </w:tc>
       </w:tr>
@@ -1711,54 +3141,117 @@
           </w:tcPr>
           <w:p>
             <w:pPr>
-              <w:rPr>
-                <w:sz w:val="24"/>
-                <w:szCs w:val="24"/>
-              </w:rPr>
-            </w:pPr>
-            <w:r>
-              <w:rPr>
-                <w:sz w:val="24"/>
-                <w:szCs w:val="24"/>
-              </w:rPr>
-              <w:t>Response:</w:t>
-            </w:r>
-          </w:p>
-          <w:p>
-            <w:pPr>
               <w:spacing w:after="120"/>
               <w:rPr>
                 <w:sz w:val="24"/>
                 <w:szCs w:val="24"/>
               </w:rPr>
             </w:pPr>
-          </w:p>
-          <w:p>
-            <w:pPr>
+            <w:r>
+              <w:rPr>
+                <w:sz w:val="24"/>
+                <w:szCs w:val="24"/>
+              </w:rPr>
+              <w:t>Retrieval is needed when the model cannot</w:t>
+            </w:r>
+            <w:r>
+              <w:rPr>
+                <w:sz w:val="24"/>
+                <w:szCs w:val="24"/>
+              </w:rPr>
+              <w:t>:</w:t>
+            </w:r>
+          </w:p>
+          <w:p>
+            <w:pPr>
+              <w:pStyle w:val="ListParagraph"/>
+              <w:numPr>
+                <w:ilvl w:val="0"/>
+                <w:numId w:val="6"/>
+              </w:numPr>
               <w:spacing w:after="120"/>
               <w:rPr>
                 <w:sz w:val="24"/>
                 <w:szCs w:val="24"/>
               </w:rPr>
             </w:pPr>
-          </w:p>
-          <w:p>
-            <w:pPr>
+            <w:r>
+              <w:rPr>
+                <w:sz w:val="24"/>
+                <w:szCs w:val="24"/>
+              </w:rPr>
+              <w:t>Provide relevant facts.</w:t>
+            </w:r>
+          </w:p>
+          <w:p>
+            <w:pPr>
+              <w:pStyle w:val="ListParagraph"/>
+              <w:numPr>
+                <w:ilvl w:val="0"/>
+                <w:numId w:val="6"/>
+              </w:numPr>
               <w:spacing w:after="120"/>
               <w:rPr>
                 <w:sz w:val="24"/>
                 <w:szCs w:val="24"/>
               </w:rPr>
             </w:pPr>
-          </w:p>
-          <w:p>
-            <w:pPr>
+            <w:r>
+              <w:rPr>
+                <w:sz w:val="24"/>
+                <w:szCs w:val="24"/>
+              </w:rPr>
+              <w:t>Quote sources</w:t>
+            </w:r>
+            <w:r>
+              <w:rPr>
+                <w:sz w:val="24"/>
+                <w:szCs w:val="24"/>
+              </w:rPr>
+              <w:t xml:space="preserve"> or information that </w:t>
+            </w:r>
+            <w:r>
+              <w:rPr>
+                <w:sz w:val="24"/>
+                <w:szCs w:val="24"/>
+              </w:rPr>
+              <w:t xml:space="preserve">is </w:t>
+            </w:r>
+            <w:r>
+              <w:rPr>
+                <w:sz w:val="24"/>
+                <w:szCs w:val="24"/>
+              </w:rPr>
+              <w:t xml:space="preserve">accurate and reliable. </w:t>
+            </w:r>
+          </w:p>
+          <w:p>
+            <w:pPr>
+              <w:pStyle w:val="ListParagraph"/>
+              <w:numPr>
+                <w:ilvl w:val="0"/>
+                <w:numId w:val="6"/>
+              </w:numPr>
               <w:spacing w:after="120"/>
               <w:rPr>
                 <w:sz w:val="24"/>
                 <w:szCs w:val="24"/>
               </w:rPr>
             </w:pPr>
+            <w:r>
+              <w:rPr>
+                <w:sz w:val="24"/>
+                <w:szCs w:val="24"/>
+              </w:rPr>
+              <w:t xml:space="preserve">Follow-up </w:t>
+            </w:r>
+            <w:r>
+              <w:rPr>
+                <w:sz w:val="24"/>
+                <w:szCs w:val="24"/>
+              </w:rPr>
+              <w:t>questions</w:t>
+            </w:r>
           </w:p>
           <w:p>
             <w:pPr>
@@ -1768,15 +3261,35 @@
                 <w:szCs w:val="24"/>
               </w:rPr>
             </w:pPr>
-          </w:p>
-          <w:p>
-            <w:pPr>
-              <w:spacing w:after="120"/>
-              <w:rPr>
-                <w:sz w:val="24"/>
-                <w:szCs w:val="24"/>
-              </w:rPr>
-            </w:pPr>
+            <w:r>
+              <w:rPr>
+                <w:sz w:val="24"/>
+                <w:szCs w:val="24"/>
+              </w:rPr>
+              <w:t xml:space="preserve">Retrieval would not be necessary for simple questions when the LLM already has </w:t>
+            </w:r>
+            <w:r>
+              <w:rPr>
+                <w:sz w:val="24"/>
+                <w:szCs w:val="24"/>
+                <w:u w:val="single"/>
+              </w:rPr>
+              <w:t>sufficient context</w:t>
+            </w:r>
+            <w:r>
+              <w:rPr>
+                <w:sz w:val="24"/>
+                <w:szCs w:val="24"/>
+              </w:rPr>
+              <w:t xml:space="preserve"> and reliable knowledge to answer accurately</w:t>
+            </w:r>
+            <w:r>
+              <w:rPr>
+                <w:sz w:val="24"/>
+                <w:szCs w:val="24"/>
+              </w:rPr>
+              <w:t>.</w:t>
+            </w:r>
           </w:p>
         </w:tc>
       </w:tr>
@@ -1790,13 +3303,11 @@
       </w:pPr>
     </w:p>
     <w:p/>
-    <w:p/>
     <w:p>
       <w:pPr>
         <w:pStyle w:val="Heading1"/>
       </w:pPr>
       <w:r>
-        <w:lastRenderedPageBreak/>
         <w:t>7. Reflection and Next Steps</w:t>
       </w:r>
     </w:p>
@@ -1876,72 +3387,78 @@
           </w:tcPr>
           <w:p>
             <w:pPr>
-              <w:rPr>
-                <w:sz w:val="24"/>
-                <w:szCs w:val="24"/>
-              </w:rPr>
-            </w:pPr>
-            <w:r>
-              <w:rPr>
-                <w:sz w:val="24"/>
-                <w:szCs w:val="24"/>
-              </w:rPr>
-              <w:t>Response:</w:t>
-            </w:r>
-          </w:p>
-          <w:p>
-            <w:pPr>
               <w:spacing w:after="120"/>
               <w:rPr>
                 <w:sz w:val="24"/>
                 <w:szCs w:val="24"/>
               </w:rPr>
             </w:pPr>
-          </w:p>
-          <w:p>
-            <w:pPr>
-              <w:spacing w:after="120"/>
-              <w:rPr>
-                <w:sz w:val="24"/>
-                <w:szCs w:val="24"/>
-              </w:rPr>
-            </w:pPr>
-          </w:p>
-          <w:p>
-            <w:pPr>
-              <w:spacing w:after="120"/>
-              <w:rPr>
-                <w:sz w:val="24"/>
-                <w:szCs w:val="24"/>
-              </w:rPr>
-            </w:pPr>
-          </w:p>
-          <w:p>
-            <w:pPr>
-              <w:spacing w:after="120"/>
-              <w:rPr>
-                <w:sz w:val="24"/>
-                <w:szCs w:val="24"/>
-              </w:rPr>
-            </w:pPr>
-          </w:p>
-          <w:p>
-            <w:pPr>
-              <w:spacing w:after="120"/>
-              <w:rPr>
-                <w:sz w:val="24"/>
-                <w:szCs w:val="24"/>
-              </w:rPr>
-            </w:pPr>
-          </w:p>
-          <w:p>
-            <w:pPr>
-              <w:spacing w:after="120"/>
-              <w:rPr>
-                <w:sz w:val="24"/>
-                <w:szCs w:val="24"/>
-              </w:rPr>
-            </w:pPr>
+            <w:r>
+              <w:rPr>
+                <w:sz w:val="24"/>
+                <w:szCs w:val="24"/>
+              </w:rPr>
+              <w:t xml:space="preserve">Retrieval quality directly affects system reliability and user trust. For example, when information is missing, such as the exact number of weapons in </w:t>
+            </w:r>
+            <w:r>
+              <w:rPr>
+                <w:i/>
+                <w:iCs/>
+                <w:sz w:val="24"/>
+                <w:szCs w:val="24"/>
+              </w:rPr>
+              <w:t>GoldenEye 007</w:t>
+            </w:r>
+            <w:r>
+              <w:rPr>
+                <w:sz w:val="24"/>
+                <w:szCs w:val="24"/>
+              </w:rPr>
+              <w:t>, the model’s credibility can be reduced. Therefore, poor retrieval</w:t>
+            </w:r>
+            <w:r>
+              <w:rPr>
+                <w:sz w:val="24"/>
+                <w:szCs w:val="24"/>
+              </w:rPr>
+              <w:t xml:space="preserve">, </w:t>
+            </w:r>
+            <w:r>
+              <w:rPr>
+                <w:sz w:val="24"/>
+                <w:szCs w:val="24"/>
+              </w:rPr>
+              <w:t>such as incomplete, irrelevant, outdated, or inaccurate information</w:t>
+            </w:r>
+            <w:r>
+              <w:rPr>
+                <w:sz w:val="24"/>
+                <w:szCs w:val="24"/>
+              </w:rPr>
+              <w:t xml:space="preserve"> </w:t>
+            </w:r>
+            <w:r>
+              <w:rPr>
+                <w:sz w:val="24"/>
+                <w:szCs w:val="24"/>
+              </w:rPr>
+              <w:t xml:space="preserve">can produce unreliable answers and reduce user trust. RAG can help fill these knowledge gaps by providing accurate, relevant, and complete information, allowing the LLM to generate more </w:t>
+            </w:r>
+            <w:r>
+              <w:rPr>
+                <w:sz w:val="24"/>
+                <w:szCs w:val="24"/>
+                <w:u w:val="single"/>
+              </w:rPr>
+              <w:t>grounded and dependable responses</w:t>
+            </w:r>
+            <w:r>
+              <w:rPr>
+                <w:sz w:val="24"/>
+                <w:szCs w:val="24"/>
+              </w:rPr>
+              <w:t>.</w:t>
+            </w:r>
           </w:p>
         </w:tc>
       </w:tr>
@@ -2010,27 +3527,7 @@
           <w:sz w:val="24"/>
           <w:szCs w:val="24"/>
         </w:rPr>
-        <w:t xml:space="preserve">Describe what you </w:t>
-      </w:r>
-      <w:proofErr w:type="gramStart"/>
-      <w:r>
-        <w:rPr>
-          <w:rFonts w:eastAsia="Aptos"/>
-          <w:color w:val="000000"/>
-          <w:sz w:val="24"/>
-          <w:szCs w:val="24"/>
-        </w:rPr>
-        <w:t>would</w:t>
-      </w:r>
-      <w:proofErr w:type="gramEnd"/>
-      <w:r>
-        <w:rPr>
-          <w:rFonts w:eastAsia="Aptos"/>
-          <w:color w:val="000000"/>
-          <w:sz w:val="24"/>
-          <w:szCs w:val="24"/>
-        </w:rPr>
-        <w:t xml:space="preserve"> investigate or improve next as you continue developing your capstone system.</w:t>
+        <w:t>Describe what you would investigate or improve next as you continue developing your capstone system.</w:t>
       </w:r>
     </w:p>
     <w:tbl>
@@ -2114,33 +3611,156 @@
                 <w:szCs w:val="24"/>
               </w:rPr>
             </w:pPr>
-          </w:p>
-          <w:p>
-            <w:pPr>
+            <w:r>
+              <w:rPr>
+                <w:sz w:val="24"/>
+                <w:szCs w:val="24"/>
+              </w:rPr>
+              <w:t>I learned that</w:t>
+            </w:r>
+            <w:r>
+              <w:rPr>
+                <w:sz w:val="24"/>
+                <w:szCs w:val="24"/>
+              </w:rPr>
+              <w:t xml:space="preserve"> some</w:t>
+            </w:r>
+            <w:r>
+              <w:rPr>
+                <w:sz w:val="24"/>
+                <w:szCs w:val="24"/>
+              </w:rPr>
+              <w:t xml:space="preserve"> key LLM limitations include:</w:t>
+            </w:r>
+          </w:p>
+          <w:p>
+            <w:pPr>
+              <w:pStyle w:val="ListParagraph"/>
+              <w:numPr>
+                <w:ilvl w:val="0"/>
+                <w:numId w:val="10"/>
+              </w:numPr>
               <w:spacing w:after="120"/>
               <w:rPr>
                 <w:sz w:val="24"/>
                 <w:szCs w:val="24"/>
               </w:rPr>
             </w:pPr>
-          </w:p>
-          <w:p>
-            <w:pPr>
+            <w:r>
+              <w:rPr>
+                <w:b/>
+                <w:bCs/>
+                <w:sz w:val="24"/>
+                <w:szCs w:val="24"/>
+              </w:rPr>
+              <w:t>Hallucinations</w:t>
+            </w:r>
+            <w:r>
+              <w:rPr>
+                <w:sz w:val="24"/>
+                <w:szCs w:val="24"/>
+              </w:rPr>
+              <w:t>: Incorrect or fabricated facts that sound confident.</w:t>
+            </w:r>
+          </w:p>
+          <w:p>
+            <w:pPr>
+              <w:pStyle w:val="ListParagraph"/>
+              <w:numPr>
+                <w:ilvl w:val="0"/>
+                <w:numId w:val="10"/>
+              </w:numPr>
               <w:spacing w:after="120"/>
               <w:rPr>
                 <w:sz w:val="24"/>
                 <w:szCs w:val="24"/>
               </w:rPr>
             </w:pPr>
-          </w:p>
-          <w:p>
-            <w:pPr>
+            <w:r>
+              <w:rPr>
+                <w:b/>
+                <w:bCs/>
+                <w:sz w:val="24"/>
+                <w:szCs w:val="24"/>
+              </w:rPr>
+              <w:t>Staleness</w:t>
+            </w:r>
+            <w:r>
+              <w:rPr>
+                <w:sz w:val="24"/>
+                <w:szCs w:val="24"/>
+              </w:rPr>
+              <w:t>: Generating answers from outdated information.</w:t>
+            </w:r>
+          </w:p>
+          <w:p>
+            <w:pPr>
+              <w:pStyle w:val="ListParagraph"/>
+              <w:numPr>
+                <w:ilvl w:val="0"/>
+                <w:numId w:val="10"/>
+              </w:numPr>
               <w:spacing w:after="120"/>
               <w:rPr>
                 <w:sz w:val="24"/>
                 <w:szCs w:val="24"/>
               </w:rPr>
             </w:pPr>
+            <w:r>
+              <w:rPr>
+                <w:b/>
+                <w:bCs/>
+                <w:sz w:val="24"/>
+                <w:szCs w:val="24"/>
+              </w:rPr>
+              <w:t xml:space="preserve">Provide </w:t>
+            </w:r>
+            <w:r>
+              <w:rPr>
+                <w:b/>
+                <w:bCs/>
+                <w:sz w:val="24"/>
+                <w:szCs w:val="24"/>
+              </w:rPr>
+              <w:t xml:space="preserve">inaccurate </w:t>
+            </w:r>
+            <w:r>
+              <w:rPr>
+                <w:b/>
+                <w:bCs/>
+                <w:sz w:val="24"/>
+                <w:szCs w:val="24"/>
+              </w:rPr>
+              <w:t>answers</w:t>
+            </w:r>
+            <w:r>
+              <w:rPr>
+                <w:sz w:val="24"/>
+                <w:szCs w:val="24"/>
+              </w:rPr>
+              <w:t xml:space="preserve"> from “guessing” the next word instead of </w:t>
+            </w:r>
+            <w:r>
+              <w:rPr>
+                <w:sz w:val="24"/>
+                <w:szCs w:val="24"/>
+              </w:rPr>
+              <w:t xml:space="preserve">basing its answer from </w:t>
+            </w:r>
+            <w:r>
+              <w:rPr>
+                <w:sz w:val="24"/>
+                <w:szCs w:val="24"/>
+              </w:rPr>
+              <w:t xml:space="preserve">real world </w:t>
+            </w:r>
+            <w:r>
+              <w:rPr>
+                <w:sz w:val="24"/>
+                <w:szCs w:val="24"/>
+              </w:rPr>
+              <w:t>facts.</w:t>
+            </w:r>
           </w:p>
           <w:p>
             <w:pPr>
@@ -2150,19 +3770,74 @@
                 <w:szCs w:val="24"/>
               </w:rPr>
             </w:pPr>
-          </w:p>
-          <w:p>
-            <w:pPr>
-              <w:spacing w:after="120"/>
-              <w:rPr>
-                <w:sz w:val="24"/>
-                <w:szCs w:val="24"/>
-              </w:rPr>
-            </w:pPr>
+            <w:r>
+              <w:rPr>
+                <w:sz w:val="24"/>
+                <w:szCs w:val="24"/>
+              </w:rPr>
+              <w:t xml:space="preserve">I learned that </w:t>
+            </w:r>
+            <w:r>
+              <w:rPr>
+                <w:sz w:val="24"/>
+                <w:szCs w:val="24"/>
+              </w:rPr>
+              <w:t>Retrieval is needed when the model cannot provide relevant facts, or</w:t>
+            </w:r>
+            <w:r>
+              <w:rPr>
+                <w:sz w:val="24"/>
+                <w:szCs w:val="24"/>
+              </w:rPr>
+              <w:t xml:space="preserve"> generate</w:t>
+            </w:r>
+            <w:r>
+              <w:rPr>
+                <w:sz w:val="24"/>
+                <w:szCs w:val="24"/>
+              </w:rPr>
+              <w:t xml:space="preserve"> answers</w:t>
+            </w:r>
+            <w:r>
+              <w:rPr>
+                <w:sz w:val="24"/>
+                <w:szCs w:val="24"/>
+              </w:rPr>
+              <w:t xml:space="preserve"> that are</w:t>
+            </w:r>
+            <w:r>
+              <w:rPr>
+                <w:sz w:val="24"/>
+                <w:szCs w:val="24"/>
+              </w:rPr>
+              <w:t xml:space="preserve"> “relevant” to the user</w:t>
+            </w:r>
+            <w:r>
+              <w:rPr>
+                <w:sz w:val="24"/>
+                <w:szCs w:val="24"/>
+              </w:rPr>
+              <w:t>’s</w:t>
+            </w:r>
+            <w:r>
+              <w:rPr>
+                <w:sz w:val="24"/>
+                <w:szCs w:val="24"/>
+              </w:rPr>
+              <w:t xml:space="preserve"> input.</w:t>
+            </w:r>
           </w:p>
         </w:tc>
       </w:tr>
     </w:tbl>
+    <w:p>
+      <w:pPr>
+        <w:rPr>
+          <w:sz w:val="24"/>
+          <w:szCs w:val="24"/>
+        </w:rPr>
+      </w:pPr>
+    </w:p>
     <w:p>
       <w:pPr>
         <w:rPr>
@@ -2271,6 +3946,9 @@
         </w:tc>
       </w:tr>
       <w:tr>
+        <w:trPr>
+          <w:trHeight w:val="1184"/>
+        </w:trPr>
         <w:tc>
           <w:tcPr>
             <w:tcW w:w="5040" w:type="dxa"/>
@@ -2288,20 +3966,12 @@
                 <w:szCs w:val="24"/>
               </w:rPr>
             </w:pPr>
-          </w:p>
-          <w:p>
-            <w:pPr>
-              <w:rPr>
-                <w:sz w:val="24"/>
-                <w:szCs w:val="24"/>
-              </w:rPr>
-            </w:pPr>
-            <w:r>
-              <w:rPr>
-                <w:sz w:val="24"/>
-                <w:szCs w:val="24"/>
-              </w:rPr>
-              <w:t>Add the name of the supporting material here</w:t>
+            <w:r>
+              <w:rPr>
+                <w:sz w:val="24"/>
+                <w:szCs w:val="24"/>
+              </w:rPr>
+              <w:t>CAPSTONE: GITHUB REPOSITORY</w:t>
             </w:r>
           </w:p>
         </w:tc>
@@ -2322,37 +3992,23 @@
                 <w:szCs w:val="24"/>
               </w:rPr>
             </w:pPr>
-          </w:p>
-          <w:p>
-            <w:pPr>
-              <w:rPr>
-                <w:sz w:val="24"/>
-                <w:szCs w:val="24"/>
-              </w:rPr>
-            </w:pPr>
-            <w:r>
-              <w:rPr>
-                <w:sz w:val="24"/>
-                <w:szCs w:val="24"/>
-              </w:rPr>
-              <w:t>Add notes, links, or locations here</w:t>
-            </w:r>
-          </w:p>
-          <w:p>
-            <w:pPr>
-              <w:rPr>
-                <w:sz w:val="24"/>
-                <w:szCs w:val="24"/>
-              </w:rPr>
-            </w:pPr>
-          </w:p>
-          <w:p>
-            <w:pPr>
-              <w:rPr>
-                <w:sz w:val="24"/>
-                <w:szCs w:val="24"/>
-              </w:rPr>
-            </w:pPr>
+            <w:hyperlink r:id="rId8" w:history="1">
+              <w:r>
+                <w:rPr>
+                  <w:rStyle w:val="Hyperlink"/>
+                  <w:sz w:val="24"/>
+                  <w:szCs w:val="24"/>
+                </w:rPr>
+                <w:t>https://github.com/miguelangelherrera77-blip/MIT_CAPSTONE/tree/main/Final_Capstone_Project/Capstone_Checkpoint_1.1</w:t>
+              </w:r>
+            </w:hyperlink>
+            <w:r>
+              <w:rPr>
+                <w:sz w:val="24"/>
+                <w:szCs w:val="24"/>
+              </w:rPr>
+              <w:br/>
+            </w:r>
           </w:p>
         </w:tc>
       </w:tr>
@@ -2374,6 +4030,52 @@
                 <w:szCs w:val="24"/>
               </w:rPr>
             </w:pPr>
+            <w:r>
+              <w:rPr>
+                <w:sz w:val="24"/>
+                <w:szCs w:val="24"/>
+              </w:rPr>
+              <w:t>Google Gemini answer for:</w:t>
+            </w:r>
+          </w:p>
+          <w:p>
+            <w:pPr>
+              <w:rPr>
+                <w:sz w:val="24"/>
+                <w:szCs w:val="24"/>
+              </w:rPr>
+            </w:pPr>
+            <w:r>
+              <w:rPr>
+                <w:sz w:val="24"/>
+                <w:szCs w:val="24"/>
+              </w:rPr>
+              <w:t>“</w:t>
+            </w:r>
+            <w:r>
+              <w:rPr>
+                <w:i/>
+                <w:iCs/>
+                <w:sz w:val="24"/>
+                <w:szCs w:val="24"/>
+              </w:rPr>
+              <w:t>How many weapons are featured in the video game GoldenEye 007</w:t>
+            </w:r>
+            <w:r>
+              <w:rPr>
+                <w:sz w:val="24"/>
+                <w:szCs w:val="24"/>
+              </w:rPr>
+              <w:t>”</w:t>
+            </w:r>
+          </w:p>
+          <w:p>
+            <w:pPr>
+              <w:rPr>
+                <w:sz w:val="24"/>
+                <w:szCs w:val="24"/>
+              </w:rPr>
+            </w:pPr>
           </w:p>
         </w:tc>
         <w:tc>
@@ -2393,22 +4095,77 @@
                 <w:szCs w:val="24"/>
               </w:rPr>
             </w:pPr>
-          </w:p>
-          <w:p>
-            <w:pPr>
-              <w:rPr>
-                <w:sz w:val="24"/>
-                <w:szCs w:val="24"/>
-              </w:rPr>
-            </w:pPr>
-          </w:p>
-          <w:p>
-            <w:pPr>
-              <w:rPr>
-                <w:sz w:val="24"/>
-                <w:szCs w:val="24"/>
-              </w:rPr>
-            </w:pPr>
+            <w:hyperlink r:id="rId9" w:history="1">
+              <w:r>
+                <w:rPr>
+                  <w:rStyle w:val="Hyperlink"/>
+                  <w:sz w:val="24"/>
+                  <w:szCs w:val="24"/>
+                </w:rPr>
+                <w:t>https://share.google/aimode/vl8PduWi6UrCVX7I4</w:t>
+              </w:r>
+            </w:hyperlink>
+          </w:p>
+          <w:p>
+            <w:pPr>
+              <w:rPr>
+                <w:sz w:val="24"/>
+                <w:szCs w:val="24"/>
+              </w:rPr>
+            </w:pPr>
+            <w:r>
+              <w:rPr>
+                <w:sz w:val="24"/>
+                <w:szCs w:val="24"/>
+              </w:rPr>
+              <w:t>“</w:t>
+            </w:r>
+            <w:r>
+              <w:rPr>
+                <w:sz w:val="24"/>
+                <w:szCs w:val="24"/>
+              </w:rPr>
+              <w:t xml:space="preserve">The original 1997 Nintendo 64 video game </w:t>
+            </w:r>
+            <w:r>
+              <w:rPr>
+                <w:b/>
+                <w:bCs/>
+                <w:sz w:val="24"/>
+                <w:szCs w:val="24"/>
+              </w:rPr>
+              <w:t>GoldenEye 007</w:t>
+            </w:r>
+            <w:r>
+              <w:rPr>
+                <w:sz w:val="24"/>
+                <w:szCs w:val="24"/>
+              </w:rPr>
+              <w:t xml:space="preserve"> features </w:t>
+            </w:r>
+            <w:r>
+              <w:rPr>
+                <w:b/>
+                <w:bCs/>
+                <w:sz w:val="24"/>
+                <w:szCs w:val="24"/>
+              </w:rPr>
+              <w:t>32 weapons</w:t>
+            </w:r>
+            <w:r>
+              <w:rPr>
+                <w:sz w:val="24"/>
+                <w:szCs w:val="24"/>
+              </w:rPr>
+              <w:t>, including unique items like Unarmed and the Detonator</w:t>
+            </w:r>
+            <w:r>
+              <w:rPr>
+                <w:sz w:val="24"/>
+                <w:szCs w:val="24"/>
+              </w:rPr>
+              <w:t>…”</w:t>
+            </w:r>
           </w:p>
         </w:tc>
       </w:tr>
@@ -2450,22 +4207,6 @@
               </w:rPr>
             </w:pPr>
           </w:p>
-          <w:p>
-            <w:pPr>
-              <w:rPr>
-                <w:sz w:val="24"/>
-                <w:szCs w:val="24"/>
-              </w:rPr>
-            </w:pPr>
-          </w:p>
-          <w:p>
-            <w:pPr>
-              <w:rPr>
-                <w:sz w:val="24"/>
-                <w:szCs w:val="24"/>
-              </w:rPr>
-            </w:pPr>
-          </w:p>
         </w:tc>
       </w:tr>
       <w:tr>
@@ -2506,22 +4247,6 @@
               </w:rPr>
             </w:pPr>
           </w:p>
-          <w:p>
-            <w:pPr>
-              <w:rPr>
-                <w:sz w:val="24"/>
-                <w:szCs w:val="24"/>
-              </w:rPr>
-            </w:pPr>
-          </w:p>
-          <w:p>
-            <w:pPr>
-              <w:rPr>
-                <w:sz w:val="24"/>
-                <w:szCs w:val="24"/>
-              </w:rPr>
-            </w:pPr>
-          </w:p>
         </w:tc>
       </w:tr>
       <w:tr>
@@ -2598,10 +4323,10 @@
       </w:r>
     </w:p>
     <w:sectPr>
-      <w:headerReference w:type="even" r:id="rId8"/>
-      <w:headerReference w:type="default" r:id="rId9"/>
-      <w:footerReference w:type="default" r:id="rId10"/>
-      <w:headerReference w:type="first" r:id="rId11"/>
+      <w:headerReference w:type="even" r:id="rId10"/>
+      <w:headerReference w:type="default" r:id="rId11"/>
+      <w:footerReference w:type="default" r:id="rId12"/>
+      <w:headerReference w:type="first" r:id="rId13"/>
       <w:pgSz w:w="12240" w:h="15840"/>
       <w:pgMar w:top="1440" w:right="567" w:bottom="1440" w:left="567" w:header="57" w:footer="170" w:gutter="0"/>
       <w:pgNumType w:start="1"/>
@@ -2646,19 +4371,8 @@
         <w:sz w:val="22"/>
         <w:szCs w:val="22"/>
       </w:rPr>
-      <w:t xml:space="preserve">© MIT </w:t>
+      <w:t>© MIT xPRO</w:t>
     </w:r>
-    <w:proofErr w:type="spellStart"/>
-    <w:r>
-      <w:rPr>
-        <w:rFonts w:ascii="Calibri" w:eastAsia="Calibri" w:hAnsi="Calibri" w:cs="Calibri"/>
-        <w:color w:val="000000"/>
-        <w:sz w:val="22"/>
-        <w:szCs w:val="22"/>
-      </w:rPr>
-      <w:t>xPRO</w:t>
-    </w:r>
-    <w:proofErr w:type="spellEnd"/>
     <w:r>
       <w:rPr>
         <w:rFonts w:ascii="Calibri" w:eastAsia="Calibri" w:hAnsi="Calibri" w:cs="Calibri"/>
@@ -3565,6 +5279,118 @@
     </w:lvl>
   </w:abstractNum>
   <w:abstractNum w:abstractNumId="2" w15:restartNumberingAfterBreak="0">
+    <w:nsid w:val="1B56698C"/>
+    <w:multiLevelType w:val="hybridMultilevel"/>
+    <w:tmpl w:val="2692F562"/>
+    <w:lvl w:ilvl="0" w:tplc="15023254">
+      <w:numFmt w:val="bullet"/>
+      <w:lvlText w:val="-"/>
+      <w:lvlJc w:val="left"/>
+      <w:pPr>
+        <w:ind w:left="720" w:hanging="360"/>
+      </w:pPr>
+      <w:rPr>
+        <w:rFonts w:ascii="Calibri" w:eastAsia="Times New Roman" w:hAnsi="Calibri" w:cs="Calibri" w:hint="default"/>
+      </w:rPr>
+    </w:lvl>
+    <w:lvl w:ilvl="1" w:tplc="04090003" w:tentative="1">
+      <w:start w:val="1"/>
+      <w:numFmt w:val="bullet"/>
+      <w:lvlText w:val="o"/>
+      <w:lvlJc w:val="left"/>
+      <w:pPr>
+        <w:ind w:left="1440" w:hanging="360"/>
+      </w:pPr>
+      <w:rPr>
+        <w:rFonts w:ascii="Courier New" w:hAnsi="Courier New" w:cs="Courier New" w:hint="default"/>
+      </w:rPr>
+    </w:lvl>
+    <w:lvl w:ilvl="2" w:tplc="04090005" w:tentative="1">
+      <w:start w:val="1"/>
+      <w:numFmt w:val="bullet"/>
+      <w:lvlText w:val=""/>
+      <w:lvlJc w:val="left"/>
+      <w:pPr>
+        <w:ind w:left="2160" w:hanging="360"/>
+      </w:pPr>
+      <w:rPr>
+        <w:rFonts w:ascii="Wingdings" w:hAnsi="Wingdings" w:hint="default"/>
+      </w:rPr>
+    </w:lvl>
+    <w:lvl w:ilvl="3" w:tplc="04090001" w:tentative="1">
+      <w:start w:val="1"/>
+      <w:numFmt w:val="bullet"/>
+      <w:lvlText w:val=""/>
+      <w:lvlJc w:val="left"/>
+      <w:pPr>
+        <w:ind w:left="2880" w:hanging="360"/>
+      </w:pPr>
+      <w:rPr>
+        <w:rFonts w:ascii="Symbol" w:hAnsi="Symbol" w:hint="default"/>
+      </w:rPr>
+    </w:lvl>
+    <w:lvl w:ilvl="4" w:tplc="04090003" w:tentative="1">
+      <w:start w:val="1"/>
+      <w:numFmt w:val="bullet"/>
+      <w:lvlText w:val="o"/>
+      <w:lvlJc w:val="left"/>
+      <w:pPr>
+        <w:ind w:left="3600" w:hanging="360"/>
+      </w:pPr>
+      <w:rPr>
+        <w:rFonts w:ascii="Courier New" w:hAnsi="Courier New" w:cs="Courier New" w:hint="default"/>
+      </w:rPr>
+    </w:lvl>
+    <w:lvl w:ilvl="5" w:tplc="04090005" w:tentative="1">
+      <w:start w:val="1"/>
+      <w:numFmt w:val="bullet"/>
+      <w:lvlText w:val=""/>
+      <w:lvlJc w:val="left"/>
+      <w:pPr>
+        <w:ind w:left="4320" w:hanging="360"/>
+      </w:pPr>
+      <w:rPr>
+        <w:rFonts w:ascii="Wingdings" w:hAnsi="Wingdings" w:hint="default"/>
+      </w:rPr>
+    </w:lvl>
+    <w:lvl w:ilvl="6" w:tplc="04090001" w:tentative="1">
+      <w:start w:val="1"/>
+      <w:numFmt w:val="bullet"/>
+      <w:lvlText w:val=""/>
+      <w:lvlJc w:val="left"/>
+      <w:pPr>
+        <w:ind w:left="5040" w:hanging="360"/>
+      </w:pPr>
+      <w:rPr>
+        <w:rFonts w:ascii="Symbol" w:hAnsi="Symbol" w:hint="default"/>
+      </w:rPr>
+    </w:lvl>
+    <w:lvl w:ilvl="7" w:tplc="04090003" w:tentative="1">
+      <w:start w:val="1"/>
+      <w:numFmt w:val="bullet"/>
+      <w:lvlText w:val="o"/>
+      <w:lvlJc w:val="left"/>
+      <w:pPr>
+        <w:ind w:left="5760" w:hanging="360"/>
+      </w:pPr>
+      <w:rPr>
+        <w:rFonts w:ascii="Courier New" w:hAnsi="Courier New" w:cs="Courier New" w:hint="default"/>
+      </w:rPr>
+    </w:lvl>
+    <w:lvl w:ilvl="8" w:tplc="04090005" w:tentative="1">
+      <w:start w:val="1"/>
+      <w:numFmt w:val="bullet"/>
+      <w:lvlText w:val=""/>
+      <w:lvlJc w:val="left"/>
+      <w:pPr>
+        <w:ind w:left="6480" w:hanging="360"/>
+      </w:pPr>
+      <w:rPr>
+        <w:rFonts w:ascii="Wingdings" w:hAnsi="Wingdings" w:hint="default"/>
+      </w:rPr>
+    </w:lvl>
+  </w:abstractNum>
+  <w:abstractNum w:abstractNumId="3" w15:restartNumberingAfterBreak="0">
     <w:nsid w:val="27F17592"/>
     <w:multiLevelType w:val="hybridMultilevel"/>
     <w:tmpl w:val="447CC156"/>
@@ -3677,7 +5503,7 @@
       </w:rPr>
     </w:lvl>
   </w:abstractNum>
-  <w:abstractNum w:abstractNumId="3" w15:restartNumberingAfterBreak="0">
+  <w:abstractNum w:abstractNumId="4" w15:restartNumberingAfterBreak="0">
     <w:nsid w:val="3F17096D"/>
     <w:multiLevelType w:val="multilevel"/>
     <w:tmpl w:val="0F96400A"/>
@@ -3766,7 +5592,7 @@
       </w:pPr>
     </w:lvl>
   </w:abstractNum>
-  <w:abstractNum w:abstractNumId="4" w15:restartNumberingAfterBreak="0">
+  <w:abstractNum w:abstractNumId="5" w15:restartNumberingAfterBreak="0">
     <w:nsid w:val="473A3FD3"/>
     <w:multiLevelType w:val="multilevel"/>
     <w:tmpl w:val="29D07AAE"/>
@@ -3879,7 +5705,7 @@
       </w:rPr>
     </w:lvl>
   </w:abstractNum>
-  <w:abstractNum w:abstractNumId="5" w15:restartNumberingAfterBreak="0">
+  <w:abstractNum w:abstractNumId="6" w15:restartNumberingAfterBreak="0">
     <w:nsid w:val="47F257F3"/>
     <w:multiLevelType w:val="hybridMultilevel"/>
     <w:tmpl w:val="B6C2B64C"/>
@@ -3992,7 +5818,7 @@
       </w:rPr>
     </w:lvl>
   </w:abstractNum>
-  <w:abstractNum w:abstractNumId="6" w15:restartNumberingAfterBreak="0">
+  <w:abstractNum w:abstractNumId="7" w15:restartNumberingAfterBreak="0">
     <w:nsid w:val="5BF877AE"/>
     <w:multiLevelType w:val="multilevel"/>
     <w:tmpl w:val="4BDCA6DC"/>
@@ -4073,7 +5899,156 @@
       </w:pPr>
     </w:lvl>
   </w:abstractNum>
-  <w:abstractNum w:abstractNumId="7" w15:restartNumberingAfterBreak="0">
+  <w:abstractNum w:abstractNumId="8" w15:restartNumberingAfterBreak="0">
+    <w:nsid w:val="76805103"/>
+    <w:multiLevelType w:val="multilevel"/>
+    <w:tmpl w:val="297E22FC"/>
+    <w:lvl w:ilvl="0">
+      <w:start w:val="1"/>
+      <w:numFmt w:val="bullet"/>
+      <w:lvlText w:val=""/>
+      <w:lvlJc w:val="left"/>
+      <w:pPr>
+        <w:tabs>
+          <w:tab w:val="num" w:pos="720"/>
+        </w:tabs>
+        <w:ind w:left="720" w:hanging="360"/>
+      </w:pPr>
+      <w:rPr>
+        <w:rFonts w:ascii="Symbol" w:hAnsi="Symbol" w:hint="default"/>
+        <w:sz w:val="20"/>
+      </w:rPr>
+    </w:lvl>
+    <w:lvl w:ilvl="1" w:tentative="1">
+      <w:start w:val="1"/>
+      <w:numFmt w:val="bullet"/>
+      <w:lvlText w:val="o"/>
+      <w:lvlJc w:val="left"/>
+      <w:pPr>
+        <w:tabs>
+          <w:tab w:val="num" w:pos="1440"/>
+        </w:tabs>
+        <w:ind w:left="1440" w:hanging="360"/>
+      </w:pPr>
+      <w:rPr>
+        <w:rFonts w:ascii="Courier New" w:hAnsi="Courier New" w:hint="default"/>
+        <w:sz w:val="20"/>
+      </w:rPr>
+    </w:lvl>
+    <w:lvl w:ilvl="2" w:tentative="1">
+      <w:start w:val="1"/>
+      <w:numFmt w:val="bullet"/>
+      <w:lvlText w:val=""/>
+      <w:lvlJc w:val="left"/>
+      <w:pPr>
+        <w:tabs>
+          <w:tab w:val="num" w:pos="2160"/>
+        </w:tabs>
+        <w:ind w:left="2160" w:hanging="360"/>
+      </w:pPr>
+      <w:rPr>
+        <w:rFonts w:ascii="Wingdings" w:hAnsi="Wingdings" w:hint="default"/>
+        <w:sz w:val="20"/>
+      </w:rPr>
+    </w:lvl>
+    <w:lvl w:ilvl="3" w:tentative="1">
+      <w:start w:val="1"/>
+      <w:numFmt w:val="bullet"/>
+      <w:lvlText w:val=""/>
+      <w:lvlJc w:val="left"/>
+      <w:pPr>
+        <w:tabs>
+          <w:tab w:val="num" w:pos="2880"/>
+        </w:tabs>
+        <w:ind w:left="2880" w:hanging="360"/>
+      </w:pPr>
+      <w:rPr>
+        <w:rFonts w:ascii="Wingdings" w:hAnsi="Wingdings" w:hint="default"/>
+        <w:sz w:val="20"/>
+      </w:rPr>
+    </w:lvl>
+    <w:lvl w:ilvl="4" w:tentative="1">
+      <w:start w:val="1"/>
+      <w:numFmt w:val="bullet"/>
+      <w:lvlText w:val=""/>
+      <w:lvlJc w:val="left"/>
+      <w:pPr>
+        <w:tabs>
+          <w:tab w:val="num" w:pos="3600"/>
+        </w:tabs>
+        <w:ind w:left="3600" w:hanging="360"/>
+      </w:pPr>
+      <w:rPr>
+        <w:rFonts w:ascii="Wingdings" w:hAnsi="Wingdings" w:hint="default"/>
+        <w:sz w:val="20"/>
+      </w:rPr>
+    </w:lvl>
+    <w:lvl w:ilvl="5" w:tentative="1">
+      <w:start w:val="1"/>
+      <w:numFmt w:val="bullet"/>
+      <w:lvlText w:val=""/>
+      <w:lvlJc w:val="left"/>
+      <w:pPr>
+        <w:tabs>
+          <w:tab w:val="num" w:pos="4320"/>
+        </w:tabs>
+        <w:ind w:left="4320" w:hanging="360"/>
+      </w:pPr>
+      <w:rPr>
+        <w:rFonts w:ascii="Wingdings" w:hAnsi="Wingdings" w:hint="default"/>
+        <w:sz w:val="20"/>
+      </w:rPr>
+    </w:lvl>
+    <w:lvl w:ilvl="6" w:tentative="1">
+      <w:start w:val="1"/>
+      <w:numFmt w:val="bullet"/>
+      <w:lvlText w:val=""/>
+      <w:lvlJc w:val="left"/>
+      <w:pPr>
+        <w:tabs>
+          <w:tab w:val="num" w:pos="5040"/>
+        </w:tabs>
+        <w:ind w:left="5040" w:hanging="360"/>
+      </w:pPr>
+      <w:rPr>
+        <w:rFonts w:ascii="Wingdings" w:hAnsi="Wingdings" w:hint="default"/>
+        <w:sz w:val="20"/>
+      </w:rPr>
+    </w:lvl>
+    <w:lvl w:ilvl="7" w:tentative="1">
+      <w:start w:val="1"/>
+      <w:numFmt w:val="bullet"/>
+      <w:lvlText w:val=""/>
+      <w:lvlJc w:val="left"/>
+      <w:pPr>
+        <w:tabs>
+          <w:tab w:val="num" w:pos="5760"/>
+        </w:tabs>
+        <w:ind w:left="5760" w:hanging="360"/>
+      </w:pPr>
+      <w:rPr>
+        <w:rFonts w:ascii="Wingdings" w:hAnsi="Wingdings" w:hint="default"/>
+        <w:sz w:val="20"/>
+      </w:rPr>
+    </w:lvl>
+    <w:lvl w:ilvl="8" w:tentative="1">
+      <w:start w:val="1"/>
+      <w:numFmt w:val="bullet"/>
+      <w:lvlText w:val=""/>
+      <w:lvlJc w:val="left"/>
+      <w:pPr>
+        <w:tabs>
+          <w:tab w:val="num" w:pos="6480"/>
+        </w:tabs>
+        <w:ind w:left="6480" w:hanging="360"/>
+      </w:pPr>
+      <w:rPr>
+        <w:rFonts w:ascii="Wingdings" w:hAnsi="Wingdings" w:hint="default"/>
+        <w:sz w:val="20"/>
+      </w:rPr>
+    </w:lvl>
+  </w:abstractNum>
+  <w:abstractNum w:abstractNumId="9" w15:restartNumberingAfterBreak="0">
     <w:nsid w:val="7E916118"/>
     <w:multiLevelType w:val="multilevel"/>
     <w:tmpl w:val="7DFA4CF2"/>
@@ -4163,28 +6138,34 @@
     </w:lvl>
   </w:abstractNum>
   <w:num w:numId="1" w16cid:durableId="1502157242">
-    <w:abstractNumId w:val="6"/>
+    <w:abstractNumId w:val="7"/>
   </w:num>
   <w:num w:numId="2" w16cid:durableId="1038166962">
+    <w:abstractNumId w:val="5"/>
+  </w:num>
+  <w:num w:numId="3" w16cid:durableId="67922738">
+    <w:abstractNumId w:val="3"/>
+  </w:num>
+  <w:num w:numId="4" w16cid:durableId="471093407">
+    <w:abstractNumId w:val="9"/>
+  </w:num>
+  <w:num w:numId="5" w16cid:durableId="382753537">
     <w:abstractNumId w:val="4"/>
   </w:num>
-  <w:num w:numId="3" w16cid:durableId="67922738">
-    <w:abstractNumId w:val="2"/>
-  </w:num>
-  <w:num w:numId="4" w16cid:durableId="471093407">
-    <w:abstractNumId w:val="7"/>
-  </w:num>
-  <w:num w:numId="5" w16cid:durableId="382753537">
-    <w:abstractNumId w:val="3"/>
-  </w:num>
   <w:num w:numId="6" w16cid:durableId="681859963">
-    <w:abstractNumId w:val="5"/>
+    <w:abstractNumId w:val="6"/>
   </w:num>
   <w:num w:numId="7" w16cid:durableId="1859269235">
     <w:abstractNumId w:val="1"/>
   </w:num>
   <w:num w:numId="8" w16cid:durableId="575751543">
     <w:abstractNumId w:val="0"/>
+  </w:num>
+  <w:num w:numId="9" w16cid:durableId="1413548463">
+    <w:abstractNumId w:val="8"/>
+  </w:num>
+  <w:num w:numId="10" w16cid:durableId="2079591494">
+    <w:abstractNumId w:val="2"/>
   </w:num>
 </w:numbering>
 </file>
@@ -4898,6 +6879,18 @@
       <w:contextualSpacing/>
     </w:pPr>
   </w:style>
+  <w:style w:type="character" w:styleId="UnresolvedMention">
+    <w:name w:val="Unresolved Mention"/>
+    <w:basedOn w:val="DefaultParagraphFont"/>
+    <w:uiPriority w:val="99"/>
+    <w:semiHidden/>
+    <w:unhideWhenUsed/>
+    <w:rsid w:val="002E3EFA"/>
+    <w:rPr>
+      <w:color w:val="605E5C"/>
+      <w:shd w:val="clear" w:color="auto" w:fill="E1DFDD"/>
+    </w:rPr>
+  </w:style>
 </w:styles>
 </file>
 
